--- a/public/specterm2025.docx
+++ b/public/specterm2025.docx
@@ -81,7 +81,7 @@
         </w:rPr>
         <w:t xml:space="preserve">. </w:t>
       </w:r>
-      <w:hyperlink r:id="rId12" w:history="1">
+      <w:hyperlink r:id="rId13" w:history="1">
         <w:r>
           <w:rPr>
             <w:rStyle w:val="Hyperlink"/>
@@ -114,6 +114,7 @@
     </w:p>
     <w:p>
       <w:pPr>
+        <w:spacing w:after="240"/>
         <w:rPr>
           <w:rFonts w:cs="Arial"/>
         </w:rPr>
@@ -171,12 +172,157 @@
       <w:pPr>
         <w:rPr>
           <w:rFonts w:cs="Arial"/>
+          <w:bCs/>
         </w:rPr>
       </w:pPr>
+      <w:r>
+        <w:rPr>
+          <w:rFonts w:cs="Arial"/>
+          <w:bCs/>
+        </w:rPr>
+        <w:t>The final column in the below form indicates why the different items of information are required and how it is used, using the following codes:</w:t>
+      </w:r>
+    </w:p>
+    <w:p>
+      <w:pPr>
+        <w:numPr>
+          <w:ilvl w:val="0"/>
+          <w:numId w:val="13"/>
+        </w:numPr>
+        <w:ind w:left="714" w:hanging="357"/>
+        <w:rPr>
+          <w:rFonts w:cs="Arial"/>
+          <w:bCs/>
+        </w:rPr>
+      </w:pPr>
+      <w:r>
+        <w:rPr>
+          <w:rFonts w:cs="Arial"/>
+          <w:b/>
+        </w:rPr>
+        <w:t>O</w:t>
+      </w:r>
+      <w:r>
+        <w:rPr>
+          <w:rFonts w:cs="Arial"/>
+          <w:bCs/>
+        </w:rPr>
+        <w:t xml:space="preserve">: </w:t>
+      </w:r>
+      <w:r>
+        <w:rPr>
+          <w:rFonts w:cs="Arial"/>
+          <w:b/>
+        </w:rPr>
+        <w:t>O</w:t>
+      </w:r>
+      <w:r>
+        <w:rPr>
+          <w:rFonts w:cs="Arial"/>
+          <w:bCs/>
+        </w:rPr>
+        <w:t>perational information.</w:t>
+      </w:r>
+    </w:p>
+    <w:p>
+      <w:pPr>
+        <w:numPr>
+          <w:ilvl w:val="0"/>
+          <w:numId w:val="13"/>
+        </w:numPr>
+        <w:ind w:left="714" w:hanging="357"/>
+        <w:rPr>
+          <w:rFonts w:cs="Arial"/>
+          <w:bCs/>
+        </w:rPr>
+      </w:pPr>
+      <w:r>
+        <w:rPr>
+          <w:rFonts w:cs="Arial"/>
+          <w:b/>
+        </w:rPr>
+        <w:t>P</w:t>
+      </w:r>
+      <w:r>
+        <w:rPr>
+          <w:rFonts w:cs="Arial"/>
+          <w:bCs/>
+        </w:rPr>
+        <w:t xml:space="preserve">: </w:t>
+      </w:r>
+      <w:r>
+        <w:rPr>
+          <w:rFonts w:cs="Arial"/>
+          <w:b/>
+        </w:rPr>
+        <w:t>P</w:t>
+      </w:r>
+      <w:r>
+        <w:rPr>
+          <w:rFonts w:cs="Arial"/>
+          <w:bCs/>
+        </w:rPr>
+        <w:t xml:space="preserve">ublished information about the </w:t>
+      </w:r>
+      <w:r>
+        <w:rPr>
+          <w:rFonts w:cs="Arial"/>
+          <w:bCs/>
+        </w:rPr>
+        <w:t>programme</w:t>
+      </w:r>
+      <w:r>
+        <w:rPr>
+          <w:rFonts w:cs="Arial"/>
+          <w:bCs/>
+        </w:rPr>
+        <w:t xml:space="preserve"> that is subject to CMA considerations.</w:t>
+      </w:r>
+    </w:p>
+    <w:p>
+      <w:pPr>
+        <w:numPr>
+          <w:ilvl w:val="0"/>
+          <w:numId w:val="13"/>
+        </w:numPr>
+        <w:spacing w:after="240"/>
+        <w:ind w:left="714" w:hanging="357"/>
+        <w:rPr>
+          <w:rFonts w:cs="Arial"/>
+        </w:rPr>
+      </w:pPr>
+      <w:r>
+        <w:rPr>
+          <w:rFonts w:cs="Arial"/>
+          <w:b/>
+        </w:rPr>
+        <w:t>Q</w:t>
+      </w:r>
+      <w:r>
+        <w:rPr>
+          <w:rFonts w:cs="Arial"/>
+          <w:bCs/>
+        </w:rPr>
+        <w:t xml:space="preserve">: Information related to </w:t>
+      </w:r>
+      <w:r>
+        <w:rPr>
+          <w:rFonts w:cs="Arial"/>
+          <w:b/>
+        </w:rPr>
+        <w:t>Q</w:t>
+      </w:r>
+      <w:r>
+        <w:rPr>
+          <w:rFonts w:cs="Arial"/>
+          <w:bCs/>
+        </w:rPr>
+        <w:t>uality assurance processes and considerations, including alignment with institutional policies.</w:t>
+      </w:r>
     </w:p>
     <w:tbl>
       <w:tblPr>
-        <w:tblW w:w="10456" w:type="dxa"/>
+        <w:tblW w:w="10769" w:type="dxa"/>
         <w:tblBorders>
           <w:top w:val="single" w:sz="4" w:space="0" w:color="999999"/>
           <w:left w:val="single" w:sz="4" w:space="0" w:color="999999"/>
@@ -195,7 +341,8 @@
       <w:tblGrid>
         <w:gridCol w:w="718"/>
         <w:gridCol w:w="3955"/>
-        <w:gridCol w:w="5783"/>
+        <w:gridCol w:w="5387"/>
+        <w:gridCol w:w="709"/>
       </w:tblGrid>
       <w:tr>
         <w:tc>
@@ -224,7 +371,7 @@
         </w:tc>
         <w:tc>
           <w:tcPr>
-            <w:tcW w:w="5783" w:type="dxa"/>
+            <w:tcW w:w="5387" w:type="dxa"/>
           </w:tcPr>
           <w:p>
             <w:r>
@@ -232,6 +379,27 @@
             </w:r>
           </w:p>
           <w:p/>
+        </w:tc>
+        <w:tc>
+          <w:tcPr>
+            <w:tcW w:w="709" w:type="dxa"/>
+          </w:tcPr>
+          <w:p>
+            <w:pPr>
+              <w:rPr>
+                <w:b/>
+                <w:bCs/>
+                <w:shd w:val="clear" w:color="auto" w:fill="E6E6E6"/>
+              </w:rPr>
+            </w:pPr>
+            <w:r>
+              <w:rPr>
+                <w:b/>
+                <w:bCs/>
+              </w:rPr>
+              <w:t>O</w:t>
+            </w:r>
+          </w:p>
         </w:tc>
       </w:tr>
       <w:tr>
@@ -261,7 +429,7 @@
         </w:tc>
         <w:tc>
           <w:tcPr>
-            <w:tcW w:w="5783" w:type="dxa"/>
+            <w:tcW w:w="5387" w:type="dxa"/>
           </w:tcPr>
           <w:p>
             <w:pPr>
@@ -272,6 +440,28 @@
             </w:pPr>
             <w:r>
               <w:t>{dept1}</w:t>
+            </w:r>
+          </w:p>
+        </w:tc>
+        <w:tc>
+          <w:tcPr>
+            <w:tcW w:w="709" w:type="dxa"/>
+          </w:tcPr>
+          <w:p>
+            <w:pPr>
+              <w:rPr>
+                <w:b/>
+                <w:bCs/>
+                <w:color w:val="2B579A"/>
+                <w:shd w:val="clear" w:color="auto" w:fill="E6E6E6"/>
+              </w:rPr>
+            </w:pPr>
+            <w:r>
+              <w:rPr>
+                <w:b/>
+                <w:bCs/>
+              </w:rPr>
+              <w:t>O</w:t>
             </w:r>
           </w:p>
         </w:tc>
@@ -303,13 +493,13 @@
         </w:tc>
         <w:tc>
           <w:tcPr>
-            <w:tcW w:w="5783" w:type="dxa"/>
+            <w:tcW w:w="5387" w:type="dxa"/>
           </w:tcPr>
           <w:sdt>
             <w:sdtPr>
               <w:id w:val="-99962911"/>
               <w:placeholder>
-                <w:docPart w:val="1C406C67D1144EBC89F5B984677AE766"/>
+                <w:docPart w:val="2D484C1389EF4C98A4A2EBA6352A6DEB"/>
               </w:placeholder>
               <w:showingPlcHdr/>
               <w:dropDownList>
@@ -359,26 +549,30 @@
                 <w:i/>
                 <w:iCs/>
               </w:rPr>
-              <w:t xml:space="preserve"> please </w:t>
-            </w:r>
-            <w:proofErr w:type="gramStart"/>
-            <w:r>
-              <w:rPr>
-                <w:i/>
-                <w:iCs/>
-              </w:rPr>
-              <w:t>state</w:t>
-            </w:r>
-            <w:proofErr w:type="gramEnd"/>
-            <w:r>
-              <w:rPr>
-                <w:i/>
-                <w:iCs/>
-              </w:rPr>
-              <w:t xml:space="preserve"> the name of the partner College(s)/School(s)(s):</w:t>
+              <w:t xml:space="preserve"> please state the name of the partner College(s)/School(s)(s):</w:t>
             </w:r>
           </w:p>
           <w:p/>
+        </w:tc>
+        <w:tc>
+          <w:tcPr>
+            <w:tcW w:w="709" w:type="dxa"/>
+          </w:tcPr>
+          <w:p>
+            <w:pPr>
+              <w:rPr>
+                <w:b/>
+                <w:bCs/>
+              </w:rPr>
+            </w:pPr>
+            <w:r>
+              <w:rPr>
+                <w:b/>
+                <w:bCs/>
+              </w:rPr>
+              <w:t>O</w:t>
+            </w:r>
+          </w:p>
         </w:tc>
       </w:tr>
       <w:tr>
@@ -419,7 +613,7 @@
         </w:tc>
         <w:tc>
           <w:tcPr>
-            <w:tcW w:w="5783" w:type="dxa"/>
+            <w:tcW w:w="5387" w:type="dxa"/>
           </w:tcPr>
           <w:p>
             <w:r>
@@ -499,55 +693,34 @@
                 <w:iCs/>
               </w:rPr>
             </w:pPr>
-            <w:r>
+          </w:p>
+          <w:p>
+            <w:pPr>
               <w:rPr>
                 <w:i/>
                 <w:iCs/>
               </w:rPr>
-              <w:t>4a. Please specify the awarding and delivery institutions:</w:t>
-            </w:r>
-          </w:p>
-          <w:p>
-            <w:pPr>
+            </w:pPr>
+            <w:r>
               <w:rPr>
                 <w:i/>
                 <w:iCs/>
               </w:rPr>
-            </w:pPr>
+              <w:t>4a. Please specify the awarding and delivery institutions</w:t>
+            </w:r>
             <w:r>
               <w:rPr>
                 <w:i/>
                 <w:iCs/>
               </w:rPr>
-              <w:t xml:space="preserve"> </w:t>
-            </w:r>
-          </w:p>
-          <w:p>
-            <w:r>
-              <w:t>{</w:t>
-            </w:r>
-            <w:r>
-              <w:t>deliveringInstitution2</w:t>
-            </w:r>
-            <w:r>
-              <w:t>}</w:t>
-            </w:r>
-          </w:p>
-          <w:p>
-            <w:pPr>
+              <w:t xml:space="preserve"> as they will appear on the academic transcript</w:t>
+            </w:r>
+            <w:r>
               <w:rPr>
                 <w:i/>
                 <w:iCs/>
               </w:rPr>
-            </w:pPr>
-            <w:r>
-              <w:t>{</w:t>
-            </w:r>
-            <w:r>
-              <w:t>deliveringInstitution</w:t>
-            </w:r>
-            <w:r>
-              <w:t>3}</w:t>
+              <w:t xml:space="preserve">: </w:t>
             </w:r>
           </w:p>
           <w:p>
@@ -557,12 +730,22 @@
                 <w:iCs/>
               </w:rPr>
             </w:pPr>
+          </w:p>
+          <w:p>
             <w:r>
               <w:rPr>
                 <w:i/>
                 <w:iCs/>
               </w:rPr>
               <w:t>4b. The type of collaboration, e.g. Joint (meaning one certificate will be produced), Dual (meaning two certificates will be produced), or Validation:</w:t>
+            </w:r>
+            <w:r>
+              <w:rPr>
+                <w:rStyle w:val="FootnoteReference"/>
+                <w:i/>
+                <w:iCs/>
+              </w:rPr>
+              <w:footnoteReference w:id="2"/>
             </w:r>
           </w:p>
           <w:sdt>
@@ -580,7 +763,6 @@
                 <w:listItem w:displayText="Other (please specify)" w:value="Other (please specify)"/>
               </w:dropDownList>
             </w:sdtPr>
-            <w:sdtEndPr/>
             <w:sdtContent>
               <w:p>
                 <w:pPr>
@@ -610,48 +792,14 @@
                 <w:i/>
                 <w:iCs/>
               </w:rPr>
-              <w:t>4c. Please specify the percentage of the programme delivered by the partner:</w:t>
-            </w:r>
-          </w:p>
-          <w:p>
-            <w:pPr>
-              <w:rPr>
-                <w:i/>
-                <w:iCs/>
-              </w:rPr>
-            </w:pPr>
-          </w:p>
-          <w:p>
-            <w:pPr>
-              <w:rPr>
-                <w:i/>
-                <w:iCs/>
-              </w:rPr>
-            </w:pPr>
-            <w:r>
-              <w:rPr>
-                <w:i/>
-                <w:iCs/>
-              </w:rPr>
-              <w:t xml:space="preserve">4d. </w:t>
-            </w:r>
-            <w:r>
-              <w:rPr>
-                <w:i/>
-                <w:iCs/>
-              </w:rPr>
-              <w:t>Is the partner institution currently listed among the top 100 in the QS World University Rankings?</w:t>
+              <w:t>4c. Will any of the UoB modules be sub-contracted for delivery by the partner?</w:t>
             </w:r>
           </w:p>
           <w:sdt>
             <w:sdtPr>
-              <w:rPr>
-                <w:i/>
-                <w:iCs/>
-              </w:rPr>
-              <w:id w:val="1614394695"/>
+              <w:id w:val="-654368578"/>
               <w:placeholder>
-                <w:docPart w:val="DefaultPlaceholder_-1854013438"/>
+                <w:docPart w:val="C72E7E26B4A24136BFCEE64554BB4537"/>
               </w:placeholder>
               <w:showingPlcHdr/>
               <w:dropDownList>
@@ -660,7 +808,117 @@
                 <w:listItem w:displayText="No" w:value="No"/>
               </w:dropDownList>
             </w:sdtPr>
-            <w:sdtEndPr/>
+            <w:sdtContent>
+              <w:p>
+                <w:r>
+                  <w:rPr>
+                    <w:rStyle w:val="PlaceholderText"/>
+                    <w:rFonts w:eastAsia="Calibri"/>
+                  </w:rPr>
+                  <w:t>Choose an item.</w:t>
+                </w:r>
+              </w:p>
+            </w:sdtContent>
+          </w:sdt>
+          <w:p>
+            <w:pPr>
+              <w:rPr>
+                <w:i/>
+                <w:iCs/>
+              </w:rPr>
+            </w:pPr>
+          </w:p>
+          <w:p>
+            <w:pPr>
+              <w:rPr>
+                <w:i/>
+                <w:iCs/>
+              </w:rPr>
+            </w:pPr>
+            <w:r>
+              <w:rPr>
+                <w:i/>
+                <w:iCs/>
+              </w:rPr>
+              <w:t>4</w:t>
+            </w:r>
+            <w:r>
+              <w:rPr>
+                <w:i/>
+                <w:iCs/>
+              </w:rPr>
+              <w:t>d</w:t>
+            </w:r>
+            <w:r>
+              <w:rPr>
+                <w:i/>
+                <w:iCs/>
+              </w:rPr>
+              <w:t>. Please specify the percentage of the programme delivered by the partner:</w:t>
+            </w:r>
+          </w:p>
+          <w:p>
+            <w:pPr>
+              <w:rPr>
+                <w:i/>
+                <w:iCs/>
+              </w:rPr>
+            </w:pPr>
+          </w:p>
+          <w:p>
+            <w:pPr>
+              <w:rPr>
+                <w:i/>
+                <w:iCs/>
+              </w:rPr>
+            </w:pPr>
+            <w:r>
+              <w:rPr>
+                <w:i/>
+                <w:iCs/>
+              </w:rPr>
+              <w:lastRenderedPageBreak/>
+              <w:t>4</w:t>
+            </w:r>
+            <w:r>
+              <w:rPr>
+                <w:i/>
+                <w:iCs/>
+              </w:rPr>
+              <w:t>e</w:t>
+            </w:r>
+            <w:r>
+              <w:rPr>
+                <w:i/>
+                <w:iCs/>
+              </w:rPr>
+              <w:t xml:space="preserve">. </w:t>
+            </w:r>
+            <w:r>
+              <w:rPr>
+                <w:i/>
+                <w:iCs/>
+              </w:rPr>
+              <w:t>Is the partner institution currently listed among the top 100 in the QS World University Rankings?</w:t>
+            </w:r>
+          </w:p>
+          <w:sdt>
+            <w:sdtPr>
+              <w:rPr>
+                <w:i/>
+                <w:iCs/>
+              </w:rPr>
+              <w:id w:val="1614394695"/>
+              <w:placeholder>
+                <w:docPart w:val="8B24F846AD9540819143176841ABF81F"/>
+              </w:placeholder>
+              <w:showingPlcHdr/>
+              <w:dropDownList>
+                <w:listItem w:value="Choose an item."/>
+                <w:listItem w:displayText="Yes" w:value="Yes"/>
+                <w:listItem w:displayText="No" w:value="No"/>
+              </w:dropDownList>
+            </w:sdtPr>
             <w:sdtContent>
               <w:p>
                 <w:pPr>
@@ -699,7 +957,7 @@
                 <w:i/>
                 <w:iCs/>
               </w:rPr>
-              <w:t>e</w:t>
+              <w:t>f</w:t>
             </w:r>
             <w:r>
               <w:rPr>
@@ -707,6 +965,41 @@
                 <w:iCs/>
               </w:rPr>
               <w:t>. Are there any special features of the agreement, e.g. suppression of the transcript?</w:t>
+            </w:r>
+          </w:p>
+        </w:tc>
+        <w:tc>
+          <w:tcPr>
+            <w:tcW w:w="709" w:type="dxa"/>
+          </w:tcPr>
+          <w:p>
+            <w:pPr>
+              <w:rPr>
+                <w:b/>
+                <w:bCs/>
+              </w:rPr>
+            </w:pPr>
+            <w:r>
+              <w:rPr>
+                <w:b/>
+                <w:bCs/>
+              </w:rPr>
+              <w:lastRenderedPageBreak/>
+              <w:t xml:space="preserve">O </w:t>
+            </w:r>
+            <w:r>
+              <w:rPr>
+                <w:b/>
+                <w:bCs/>
+              </w:rPr>
+              <w:t xml:space="preserve">P </w:t>
+            </w:r>
+            <w:r>
+              <w:rPr>
+                <w:b/>
+                <w:bCs/>
+              </w:rPr>
+              <w:t>Q</w:t>
             </w:r>
           </w:p>
         </w:tc>
@@ -743,7 +1036,7 @@
         </w:tc>
         <w:tc>
           <w:tcPr>
-            <w:tcW w:w="5783" w:type="dxa"/>
+            <w:tcW w:w="5387" w:type="dxa"/>
           </w:tcPr>
           <w:p>
             <w:r>
@@ -793,6 +1086,26 @@
             <w:proofErr w:type="spellEnd"/>
             <w:r>
               <w:t>}</w:t>
+            </w:r>
+          </w:p>
+        </w:tc>
+        <w:tc>
+          <w:tcPr>
+            <w:tcW w:w="709" w:type="dxa"/>
+          </w:tcPr>
+          <w:p>
+            <w:pPr>
+              <w:rPr>
+                <w:b/>
+                <w:bCs/>
+              </w:rPr>
+            </w:pPr>
+            <w:r>
+              <w:rPr>
+                <w:b/>
+                <w:bCs/>
+              </w:rPr>
+              <w:t>O P Q</w:t>
             </w:r>
           </w:p>
         </w:tc>
@@ -829,7 +1142,7 @@
         </w:tc>
         <w:tc>
           <w:tcPr>
-            <w:tcW w:w="5783" w:type="dxa"/>
+            <w:tcW w:w="5387" w:type="dxa"/>
           </w:tcPr>
           <w:p>
             <w:r>
@@ -842,6 +1155,26 @@
             <w:proofErr w:type="spellEnd"/>
             <w:r>
               <w:t>}</w:t>
+            </w:r>
+          </w:p>
+        </w:tc>
+        <w:tc>
+          <w:tcPr>
+            <w:tcW w:w="709" w:type="dxa"/>
+          </w:tcPr>
+          <w:p>
+            <w:pPr>
+              <w:rPr>
+                <w:b/>
+                <w:bCs/>
+              </w:rPr>
+            </w:pPr>
+            <w:r>
+              <w:rPr>
+                <w:b/>
+                <w:bCs/>
+              </w:rPr>
+              <w:t>O</w:t>
             </w:r>
           </w:p>
         </w:tc>
@@ -884,7 +1217,7 @@
         </w:tc>
         <w:tc>
           <w:tcPr>
-            <w:tcW w:w="5783" w:type="dxa"/>
+            <w:tcW w:w="5387" w:type="dxa"/>
           </w:tcPr>
           <w:p>
             <w:r>
@@ -899,6 +1232,26 @@
           <w:p>
             <w:r>
               <w:t>{subject3}</w:t>
+            </w:r>
+          </w:p>
+        </w:tc>
+        <w:tc>
+          <w:tcPr>
+            <w:tcW w:w="709" w:type="dxa"/>
+          </w:tcPr>
+          <w:p>
+            <w:pPr>
+              <w:rPr>
+                <w:b/>
+                <w:bCs/>
+              </w:rPr>
+            </w:pPr>
+            <w:r>
+              <w:rPr>
+                <w:b/>
+                <w:bCs/>
+              </w:rPr>
+              <w:t>O</w:t>
             </w:r>
           </w:p>
         </w:tc>
@@ -948,7 +1301,7 @@
         </w:tc>
         <w:tc>
           <w:tcPr>
-            <w:tcW w:w="5783" w:type="dxa"/>
+            <w:tcW w:w="5387" w:type="dxa"/>
           </w:tcPr>
           <w:p>
             <w:r>
@@ -961,6 +1314,26 @@
             <w:proofErr w:type="spellEnd"/>
             <w:r>
               <w:t>}</w:t>
+            </w:r>
+          </w:p>
+        </w:tc>
+        <w:tc>
+          <w:tcPr>
+            <w:tcW w:w="709" w:type="dxa"/>
+          </w:tcPr>
+          <w:p>
+            <w:pPr>
+              <w:rPr>
+                <w:b/>
+                <w:bCs/>
+              </w:rPr>
+            </w:pPr>
+            <w:r>
+              <w:rPr>
+                <w:b/>
+                <w:bCs/>
+              </w:rPr>
+              <w:t>O</w:t>
             </w:r>
           </w:p>
         </w:tc>
@@ -1000,17 +1373,41 @@
         </w:tc>
         <w:tc>
           <w:tcPr>
-            <w:tcW w:w="5783" w:type="dxa"/>
+            <w:tcW w:w="5387" w:type="dxa"/>
+          </w:tcPr>
+          <w:p>
+            <w:pPr>
+              <w:tabs>
+                <w:tab w:val="left" w:pos="3470"/>
+              </w:tabs>
+              <w:spacing w:after="60"/>
+              <w:rPr>
+                <w:rFonts w:ascii="MS Gothic" w:eastAsia="MS Gothic" w:hAnsi="MS Gothic"/>
+              </w:rPr>
+            </w:pPr>
+            <w:r>
+              <w:t>{mode}</w:t>
+            </w:r>
+          </w:p>
+        </w:tc>
+        <w:tc>
+          <w:tcPr>
+            <w:tcW w:w="709" w:type="dxa"/>
           </w:tcPr>
           <w:p>
             <w:pPr>
               <w:spacing w:after="60"/>
               <w:rPr>
-                <w:rFonts w:ascii="MS Gothic" w:eastAsia="MS Gothic" w:hAnsi="MS Gothic"/>
+                <w:b/>
+                <w:bCs/>
               </w:rPr>
             </w:pPr>
             <w:r>
-              <w:t>{mode}</w:t>
+              <w:rPr>
+                <w:b/>
+                <w:bCs/>
+              </w:rPr>
+              <w:t>O P Q</w:t>
             </w:r>
           </w:p>
         </w:tc>
@@ -1047,7 +1444,7 @@
         </w:tc>
         <w:tc>
           <w:tcPr>
-            <w:tcW w:w="5783" w:type="dxa"/>
+            <w:tcW w:w="5387" w:type="dxa"/>
           </w:tcPr>
           <w:p>
             <w:r>
@@ -1061,6 +1458,26 @@
                 <w:i/>
               </w:rPr>
               <w:t>If ‘other’ please state here:</w:t>
+            </w:r>
+          </w:p>
+        </w:tc>
+        <w:tc>
+          <w:tcPr>
+            <w:tcW w:w="709" w:type="dxa"/>
+          </w:tcPr>
+          <w:p>
+            <w:pPr>
+              <w:rPr>
+                <w:b/>
+                <w:bCs/>
+              </w:rPr>
+            </w:pPr>
+            <w:r>
+              <w:rPr>
+                <w:b/>
+                <w:bCs/>
+              </w:rPr>
+              <w:t>O P</w:t>
             </w:r>
           </w:p>
         </w:tc>
@@ -1100,7 +1517,7 @@
         </w:tc>
         <w:tc>
           <w:tcPr>
-            <w:tcW w:w="5783" w:type="dxa"/>
+            <w:tcW w:w="5387" w:type="dxa"/>
           </w:tcPr>
           <w:p>
             <w:pPr>
@@ -1145,6 +1562,28 @@
                 <w:i/>
               </w:rPr>
               <w:t xml:space="preserve"> students are permitted to study flexibly:</w:t>
+            </w:r>
+          </w:p>
+        </w:tc>
+        <w:tc>
+          <w:tcPr>
+            <w:tcW w:w="709" w:type="dxa"/>
+          </w:tcPr>
+          <w:p>
+            <w:pPr>
+              <w:rPr>
+                <w:b/>
+                <w:bCs/>
+                <w:iCs/>
+              </w:rPr>
+            </w:pPr>
+            <w:r>
+              <w:rPr>
+                <w:b/>
+                <w:bCs/>
+                <w:iCs/>
+              </w:rPr>
+              <w:t>O P Q</w:t>
             </w:r>
           </w:p>
         </w:tc>
@@ -1171,7 +1610,7 @@
             <w:r>
               <w:t xml:space="preserve">Have you considered the </w:t>
             </w:r>
-            <w:hyperlink r:id="rId13" w:history="1">
+            <w:hyperlink r:id="rId14" w:history="1">
               <w:r>
                 <w:rPr>
                   <w:rStyle w:val="Hyperlink"/>
@@ -1194,11 +1633,10 @@
               <w:listItem w:displayText="No" w:value="No"/>
             </w:dropDownList>
           </w:sdtPr>
-          <w:sdtEndPr/>
           <w:sdtContent>
             <w:tc>
               <w:tcPr>
-                <w:tcW w:w="5783" w:type="dxa"/>
+                <w:tcW w:w="5387" w:type="dxa"/>
               </w:tcPr>
               <w:p>
                 <w:r>
@@ -1211,6 +1649,26 @@
             </w:tc>
           </w:sdtContent>
         </w:sdt>
+        <w:tc>
+          <w:tcPr>
+            <w:tcW w:w="709" w:type="dxa"/>
+          </w:tcPr>
+          <w:p>
+            <w:pPr>
+              <w:rPr>
+                <w:b/>
+                <w:bCs/>
+              </w:rPr>
+            </w:pPr>
+            <w:r>
+              <w:rPr>
+                <w:b/>
+                <w:bCs/>
+              </w:rPr>
+              <w:t>Q</w:t>
+            </w:r>
+          </w:p>
+        </w:tc>
       </w:tr>
       <w:tr>
         <w:tc>
@@ -1231,19 +1689,14 @@
             <w:tcW w:w="3955" w:type="dxa"/>
           </w:tcPr>
           <w:p>
-            <w:proofErr w:type="gramStart"/>
-            <w:r>
-              <w:t>On the basis of</w:t>
-            </w:r>
-            <w:proofErr w:type="gramEnd"/>
-            <w:r>
-              <w:t xml:space="preserve"> your answers, is your programme likely to require a UK export licence?</w:t>
-            </w:r>
-          </w:p>
-        </w:tc>
-        <w:tc>
-          <w:tcPr>
-            <w:tcW w:w="5783" w:type="dxa"/>
+            <w:r>
+              <w:t>On the basis of your answers, is your programme likely to require a UK export licence?</w:t>
+            </w:r>
+          </w:p>
+        </w:tc>
+        <w:tc>
+          <w:tcPr>
+            <w:tcW w:w="5387" w:type="dxa"/>
           </w:tcPr>
           <w:sdt>
             <w:sdtPr>
@@ -1255,7 +1708,6 @@
                 <w:listItem w:displayText="No" w:value="No"/>
               </w:dropDownList>
             </w:sdtPr>
-            <w:sdtEndPr/>
             <w:sdtContent>
               <w:p>
                 <w:r>
@@ -1294,7 +1746,7 @@
               </w:rPr>
               <w:t xml:space="preserve"> please contact </w:t>
             </w:r>
-            <w:hyperlink r:id="rId14" w:history="1">
+            <w:hyperlink r:id="rId15" w:history="1">
               <w:r>
                 <w:rPr>
                   <w:rStyle w:val="Hyperlink"/>
@@ -1311,6 +1763,26 @@
             </w:r>
           </w:p>
         </w:tc>
+        <w:tc>
+          <w:tcPr>
+            <w:tcW w:w="709" w:type="dxa"/>
+          </w:tcPr>
+          <w:p>
+            <w:pPr>
+              <w:rPr>
+                <w:b/>
+                <w:bCs/>
+              </w:rPr>
+            </w:pPr>
+            <w:r>
+              <w:rPr>
+                <w:b/>
+                <w:bCs/>
+              </w:rPr>
+              <w:t>O Q</w:t>
+            </w:r>
+          </w:p>
+        </w:tc>
       </w:tr>
       <w:tr>
         <w:tc>
@@ -1339,7 +1811,7 @@
         </w:tc>
         <w:tc>
           <w:tcPr>
-            <w:tcW w:w="5783" w:type="dxa"/>
+            <w:tcW w:w="5387" w:type="dxa"/>
           </w:tcPr>
           <w:p>
             <w:r>
@@ -1414,6 +1886,26 @@
                 <w:szCs w:val="22"/>
               </w:rPr>
             </w:pPr>
+          </w:p>
+        </w:tc>
+        <w:tc>
+          <w:tcPr>
+            <w:tcW w:w="709" w:type="dxa"/>
+          </w:tcPr>
+          <w:p>
+            <w:pPr>
+              <w:rPr>
+                <w:b/>
+                <w:bCs/>
+              </w:rPr>
+            </w:pPr>
+            <w:r>
+              <w:rPr>
+                <w:b/>
+                <w:bCs/>
+              </w:rPr>
+              <w:t>O P Q</w:t>
+            </w:r>
           </w:p>
         </w:tc>
       </w:tr>
@@ -1435,8 +1927,8 @@
         </w:tc>
         <w:tc>
           <w:tcPr>
-            <w:tcW w:w="9738" w:type="dxa"/>
-            <w:gridSpan w:val="2"/>
+            <w:tcW w:w="10051" w:type="dxa"/>
+            <w:gridSpan w:val="3"/>
             <w:shd w:val="clear" w:color="auto" w:fill="D9D9D9" w:themeFill="background1" w:themeFillShade="D9"/>
           </w:tcPr>
           <w:p>
@@ -1446,12 +1938,9 @@
               </w:rPr>
             </w:pPr>
             <w:r>
-              <w:t>Aims of the programme</w:t>
-            </w:r>
-            <w:r>
-              <w:t xml:space="preserve"> (</w:t>
-            </w:r>
-            <w:hyperlink r:id="rId15" w:history="1">
+              <w:t>Aims of the programme (</w:t>
+            </w:r>
+            <w:hyperlink r:id="rId16" w:history="1">
               <w:r>
                 <w:rPr>
                   <w:rStyle w:val="Hyperlink"/>
@@ -1460,10 +1949,7 @@
               </w:r>
             </w:hyperlink>
             <w:r>
-              <w:t>)</w:t>
-            </w:r>
-            <w:r>
-              <w:t xml:space="preserve">, which will be visible externally on </w:t>
+              <w:t xml:space="preserve">), which will be visible externally on </w:t>
             </w:r>
             <w:proofErr w:type="spellStart"/>
             <w:r>
@@ -1477,80 +1963,20 @@
               <w:rPr>
                 <w:color w:val="auto"/>
               </w:rPr>
-              <w:t>. T</w:t>
-            </w:r>
-            <w:r>
-              <w:rPr>
-                <w:color w:val="auto"/>
-              </w:rPr>
-              <w:t>h</w:t>
-            </w:r>
-            <w:r>
-              <w:rPr>
-                <w:color w:val="auto"/>
-              </w:rPr>
-              <w:t>ese</w:t>
-            </w:r>
-            <w:r>
-              <w:rPr>
-                <w:color w:val="auto"/>
-              </w:rPr>
-              <w:t xml:space="preserve"> should </w:t>
-            </w:r>
-            <w:r>
-              <w:rPr>
-                <w:color w:val="auto"/>
-              </w:rPr>
-              <w:t>b</w:t>
-            </w:r>
-            <w:r>
-              <w:rPr>
-                <w:color w:val="auto"/>
-              </w:rPr>
-              <w:t>e</w:t>
-            </w:r>
-            <w:r>
-              <w:rPr>
-                <w:color w:val="auto"/>
-              </w:rPr>
-              <w:t xml:space="preserve"> approx. 400 words</w:t>
-            </w:r>
-            <w:r>
-              <w:rPr>
-                <w:color w:val="auto"/>
-              </w:rPr>
-              <w:t>,</w:t>
+              <w:t>. These should be approx. 400 words,</w:t>
             </w:r>
             <w:r>
               <w:rPr>
                 <w:rStyle w:val="FootnoteReference"/>
                 <w:color w:val="auto"/>
               </w:rPr>
-              <w:footnoteReference w:id="2"/>
+              <w:footnoteReference w:id="3"/>
             </w:r>
             <w:r>
               <w:rPr>
                 <w:color w:val="auto"/>
               </w:rPr>
-              <w:t xml:space="preserve"> student-facing,</w:t>
-            </w:r>
-            <w:r>
-              <w:rPr>
-                <w:color w:val="auto"/>
-              </w:rPr>
-              <w:t xml:space="preserve"> and </w:t>
-            </w:r>
-            <w:r>
-              <w:rPr>
-                <w:color w:val="auto"/>
-              </w:rPr>
-              <w:t xml:space="preserve">could </w:t>
-            </w:r>
-            <w:r>
-              <w:rPr>
-                <w:color w:val="auto"/>
-              </w:rPr>
-              <w:t>include:</w:t>
+              <w:t xml:space="preserve"> student-facing, and could include:</w:t>
             </w:r>
           </w:p>
           <w:p>
@@ -1567,31 +1993,7 @@
               <w:rPr>
                 <w:color w:val="auto"/>
               </w:rPr>
-              <w:t>A general overview of the programme and its content</w:t>
-            </w:r>
-            <w:r>
-              <w:rPr>
-                <w:color w:val="auto"/>
-              </w:rPr>
-              <w:t>,</w:t>
-            </w:r>
-            <w:r>
-              <w:rPr>
-                <w:color w:val="auto"/>
-              </w:rPr>
-              <w:t xml:space="preserve"> focussing on any innovative or distinctive elements</w:t>
-            </w:r>
-            <w:r>
-              <w:rPr>
-                <w:color w:val="auto"/>
-              </w:rPr>
-              <w:t>.</w:t>
-            </w:r>
-            <w:r>
-              <w:rPr>
-                <w:color w:val="auto"/>
-              </w:rPr>
-              <w:t xml:space="preserve"> </w:t>
+              <w:t xml:space="preserve">A general overview of the programme and its content, focussing on any innovative or distinctive elements. </w:t>
             </w:r>
           </w:p>
           <w:p>
@@ -1605,43 +2007,7 @@
               <w:rPr>
                 <w:color w:val="auto"/>
               </w:rPr>
-              <w:t>The skills that students will develop</w:t>
-            </w:r>
-            <w:r>
-              <w:rPr>
-                <w:color w:val="auto"/>
-              </w:rPr>
-              <w:t xml:space="preserve"> and t</w:t>
-            </w:r>
-            <w:r>
-              <w:rPr>
-                <w:color w:val="auto"/>
-              </w:rPr>
-              <w:t>he</w:t>
-            </w:r>
-            <w:r>
-              <w:rPr>
-                <w:color w:val="auto"/>
-              </w:rPr>
-              <w:t xml:space="preserve"> experiences </w:t>
-            </w:r>
-            <w:r>
-              <w:rPr>
-                <w:color w:val="auto"/>
-              </w:rPr>
-              <w:t>they</w:t>
-            </w:r>
-            <w:r>
-              <w:rPr>
-                <w:color w:val="auto"/>
-              </w:rPr>
-              <w:t xml:space="preserve"> will have.</w:t>
-            </w:r>
-            <w:r>
-              <w:rPr>
-                <w:color w:val="auto"/>
-              </w:rPr>
-              <w:t xml:space="preserve"> </w:t>
+              <w:t xml:space="preserve">The skills that students will develop and the experiences they will have. </w:t>
             </w:r>
           </w:p>
           <w:p>
@@ -1655,6 +2021,7 @@
               <w:rPr>
                 <w:color w:val="auto"/>
               </w:rPr>
+              <w:lastRenderedPageBreak/>
               <w:t>A description of the areas of work or further study to which graduates might progress.</w:t>
             </w:r>
           </w:p>
@@ -1662,11 +2029,11 @@
       </w:tr>
       <w:tr>
         <w:trPr>
-          <w:trHeight w:val="1264"/>
+          <w:trHeight w:val="500"/>
         </w:trPr>
         <w:tc>
           <w:tcPr>
-            <w:tcW w:w="10456" w:type="dxa"/>
+            <w:tcW w:w="10060" w:type="dxa"/>
             <w:gridSpan w:val="3"/>
             <w:tcBorders>
               <w:bottom w:val="single" w:sz="4" w:space="0" w:color="999999"/>
@@ -1674,6 +2041,7 @@
           </w:tcPr>
           <w:p>
             <w:r>
+              <w:lastRenderedPageBreak/>
               <w:t>{#aims}</w:t>
             </w:r>
           </w:p>
@@ -1685,6 +2053,29 @@
           <w:p>
             <w:r>
               <w:t>{/aims}</w:t>
+            </w:r>
+          </w:p>
+        </w:tc>
+        <w:tc>
+          <w:tcPr>
+            <w:tcW w:w="709" w:type="dxa"/>
+            <w:tcBorders>
+              <w:bottom w:val="single" w:sz="4" w:space="0" w:color="999999"/>
+            </w:tcBorders>
+          </w:tcPr>
+          <w:p>
+            <w:pPr>
+              <w:rPr>
+                <w:b/>
+                <w:bCs/>
+              </w:rPr>
+            </w:pPr>
+            <w:r>
+              <w:rPr>
+                <w:b/>
+                <w:bCs/>
+              </w:rPr>
+              <w:t>P Q</w:t>
             </w:r>
           </w:p>
         </w:tc>
@@ -1703,51 +2094,24 @@
         </w:tc>
         <w:tc>
           <w:tcPr>
-            <w:tcW w:w="9738" w:type="dxa"/>
-            <w:gridSpan w:val="2"/>
+            <w:tcW w:w="10051" w:type="dxa"/>
+            <w:gridSpan w:val="3"/>
             <w:shd w:val="clear" w:color="auto" w:fill="D9D9D9" w:themeFill="background1" w:themeFillShade="D9"/>
           </w:tcPr>
           <w:p>
             <w:r>
-              <w:t>Reference points</w:t>
-            </w:r>
-            <w:r>
-              <w:t xml:space="preserve"> and how these have informed the programme. </w:t>
-            </w:r>
-            <w:r>
-              <w:t xml:space="preserve">Reference points are used by programme designers to ensure that the final programme fits within the context of the UK educational system, contributes to the University’s goals, and meets the expectations of accreditation bodies. (Suggested text is provided </w:t>
-            </w:r>
-            <w:r>
-              <w:t xml:space="preserve">on the </w:t>
-            </w:r>
-            <w:hyperlink r:id="rId16" w:history="1">
+              <w:t xml:space="preserve">Reference points and how these have informed the programme. Reference points are used by programme designers to ensure that the final programme fits within the context of the UK educational system, contributes to the University’s goals, and meets the expectations of accreditation bodies. (Suggested text is provided on the </w:t>
+            </w:r>
+            <w:hyperlink r:id="rId17" w:history="1">
               <w:r>
                 <w:rPr>
                   <w:rStyle w:val="Hyperlink"/>
                 </w:rPr>
-                <w:t xml:space="preserve">Registry </w:t>
-              </w:r>
-              <w:r>
-                <w:rPr>
-                  <w:rStyle w:val="Hyperlink"/>
-                </w:rPr>
-                <w:t>SharePoint</w:t>
-              </w:r>
-              <w:r>
-                <w:rPr>
-                  <w:rStyle w:val="Hyperlink"/>
-                </w:rPr>
-                <w:t xml:space="preserve"> site</w:t>
+                <w:t>Registry SharePoint site</w:t>
               </w:r>
             </w:hyperlink>
             <w:r>
-              <w:t>, which may be used/adapted as appropriate)</w:t>
-            </w:r>
-            <w:r>
-              <w:t>.</w:t>
-            </w:r>
-            <w:r>
-              <w:t xml:space="preserve">   </w:t>
+              <w:t xml:space="preserve">, which may be used/adapted as appropriate).   </w:t>
             </w:r>
           </w:p>
         </w:tc>
@@ -1774,12 +2138,9 @@
               </w:rPr>
             </w:pPr>
             <w:r>
-              <w:t>State w</w:t>
-            </w:r>
-            <w:r>
-              <w:t xml:space="preserve">hich </w:t>
-            </w:r>
-            <w:hyperlink r:id="rId17" w:history="1">
+              <w:t xml:space="preserve">State which </w:t>
+            </w:r>
+            <w:hyperlink r:id="rId18" w:history="1">
               <w:r>
                 <w:rPr>
                   <w:rStyle w:val="Hyperlink"/>
@@ -1788,13 +2149,7 @@
               </w:r>
             </w:hyperlink>
             <w:r>
-              <w:t xml:space="preserve"> wa</w:t>
-            </w:r>
-            <w:r>
-              <w:t>s</w:t>
-            </w:r>
-            <w:r>
-              <w:t xml:space="preserve"> used and </w:t>
+              <w:t xml:space="preserve"> was used and </w:t>
             </w:r>
             <w:r>
               <w:rPr>
@@ -1803,28 +2158,37 @@
               <w:t>how</w:t>
             </w:r>
             <w:r>
-              <w:t xml:space="preserve"> was it </w:t>
-            </w:r>
-            <w:r>
-              <w:lastRenderedPageBreak/>
-              <w:t>used, e.g. to info</w:t>
-            </w:r>
-            <w:r>
-              <w:t>rm the content of the programme</w:t>
-            </w:r>
-            <w:r>
-              <w:t xml:space="preserve"> or to ensure the appropriate level in the learning outcomes </w:t>
-            </w:r>
-          </w:p>
-        </w:tc>
-        <w:tc>
-          <w:tcPr>
-            <w:tcW w:w="5783" w:type="dxa"/>
-          </w:tcPr>
-          <w:p>
-            <w:r>
-              <w:lastRenderedPageBreak/>
+              <w:t xml:space="preserve"> was it used, e.g. to inform the content of the programme or to ensure the appropriate level in the learning outcomes </w:t>
+            </w:r>
+          </w:p>
+        </w:tc>
+        <w:tc>
+          <w:tcPr>
+            <w:tcW w:w="5387" w:type="dxa"/>
+          </w:tcPr>
+          <w:p>
+            <w:r>
               <w:t>{benchmark}</w:t>
+            </w:r>
+          </w:p>
+        </w:tc>
+        <w:tc>
+          <w:tcPr>
+            <w:tcW w:w="709" w:type="dxa"/>
+          </w:tcPr>
+          <w:p>
+            <w:pPr>
+              <w:rPr>
+                <w:b/>
+                <w:bCs/>
+              </w:rPr>
+            </w:pPr>
+            <w:r>
+              <w:rPr>
+                <w:b/>
+                <w:bCs/>
+              </w:rPr>
+              <w:t>Q</w:t>
             </w:r>
           </w:p>
         </w:tc>
@@ -1849,18 +2213,12 @@
             <w:r>
               <w:t xml:space="preserve">State to which level of </w:t>
             </w:r>
-            <w:hyperlink r:id="rId18" w:history="1">
+            <w:hyperlink r:id="rId19" w:history="1">
               <w:r>
                 <w:rPr>
                   <w:rStyle w:val="Hyperlink"/>
                 </w:rPr>
-                <w:t xml:space="preserve">OfS </w:t>
-              </w:r>
-              <w:r>
-                <w:rPr>
-                  <w:rStyle w:val="Hyperlink"/>
-                </w:rPr>
-                <w:t>Sector-recognised standard</w:t>
+                <w:t>OfS Sector-recognised standard</w:t>
               </w:r>
               <w:r>
                 <w:rPr>
@@ -1870,10 +2228,7 @@
               </w:r>
             </w:hyperlink>
             <w:r>
-              <w:t xml:space="preserve"> </w:t>
-            </w:r>
-            <w:r>
-              <w:t xml:space="preserve">the programme corresponds and </w:t>
+              <w:t xml:space="preserve"> the programme corresponds and </w:t>
             </w:r>
             <w:r>
               <w:rPr>
@@ -1888,9 +2243,29 @@
         </w:tc>
         <w:tc>
           <w:tcPr>
-            <w:tcW w:w="5783" w:type="dxa"/>
+            <w:tcW w:w="5387" w:type="dxa"/>
           </w:tcPr>
           <w:p/>
+        </w:tc>
+        <w:tc>
+          <w:tcPr>
+            <w:tcW w:w="709" w:type="dxa"/>
+          </w:tcPr>
+          <w:p>
+            <w:pPr>
+              <w:rPr>
+                <w:b/>
+                <w:bCs/>
+              </w:rPr>
+            </w:pPr>
+            <w:r>
+              <w:rPr>
+                <w:b/>
+                <w:bCs/>
+              </w:rPr>
+              <w:t>Q</w:t>
+            </w:r>
+          </w:p>
         </w:tc>
       </w:tr>
       <w:tr>
@@ -1919,7 +2294,7 @@
               </w:rPr>
               <w:t xml:space="preserve">State how the programme corresponds to QAA guidance on </w:t>
             </w:r>
-            <w:hyperlink r:id="rId19" w:history="1">
+            <w:hyperlink r:id="rId20" w:history="1">
               <w:r>
                 <w:rPr>
                   <w:rStyle w:val="Hyperlink"/>
@@ -1940,9 +2315,29 @@
         </w:tc>
         <w:tc>
           <w:tcPr>
-            <w:tcW w:w="5783" w:type="dxa"/>
+            <w:tcW w:w="5387" w:type="dxa"/>
           </w:tcPr>
           <w:p/>
+        </w:tc>
+        <w:tc>
+          <w:tcPr>
+            <w:tcW w:w="709" w:type="dxa"/>
+          </w:tcPr>
+          <w:p>
+            <w:pPr>
+              <w:rPr>
+                <w:b/>
+                <w:bCs/>
+              </w:rPr>
+            </w:pPr>
+            <w:r>
+              <w:rPr>
+                <w:b/>
+                <w:bCs/>
+              </w:rPr>
+              <w:t>Q</w:t>
+            </w:r>
+          </w:p>
         </w:tc>
       </w:tr>
       <w:tr>
@@ -1962,27 +2357,35 @@
           </w:tcPr>
           <w:p>
             <w:r>
-              <w:t>State how the r</w:t>
-            </w:r>
-            <w:r>
-              <w:t>equirements</w:t>
-            </w:r>
-            <w:r>
-              <w:t>/guidelines</w:t>
-            </w:r>
-            <w:r>
-              <w:t xml:space="preserve"> of any Professional, Statutory and Regulatory Bodies</w:t>
-            </w:r>
-            <w:r>
-              <w:t xml:space="preserve"> have informed the design of the programme (if applicable)</w:t>
-            </w:r>
-          </w:p>
-        </w:tc>
-        <w:tc>
-          <w:tcPr>
-            <w:tcW w:w="5783" w:type="dxa"/>
+              <w:t>State how the requirements/guidelines of any Professional, Statutory and Regulatory Bodies have informed the design of the programme (if applicable)</w:t>
+            </w:r>
+          </w:p>
+        </w:tc>
+        <w:tc>
+          <w:tcPr>
+            <w:tcW w:w="5387" w:type="dxa"/>
           </w:tcPr>
           <w:p/>
+        </w:tc>
+        <w:tc>
+          <w:tcPr>
+            <w:tcW w:w="709" w:type="dxa"/>
+          </w:tcPr>
+          <w:p>
+            <w:pPr>
+              <w:rPr>
+                <w:b/>
+                <w:bCs/>
+              </w:rPr>
+            </w:pPr>
+            <w:r>
+              <w:rPr>
+                <w:b/>
+                <w:bCs/>
+              </w:rPr>
+              <w:t>Q</w:t>
+            </w:r>
+          </w:p>
         </w:tc>
       </w:tr>
       <w:tr>
@@ -2014,15 +2417,9 @@
               <w:rPr>
                 <w:color w:val="auto"/>
               </w:rPr>
-              <w:t>Inclusivity, access and student support</w:t>
-            </w:r>
-            <w:r>
-              <w:rPr>
-                <w:color w:val="auto"/>
-              </w:rPr>
-              <w:t xml:space="preserve"> (</w:t>
-            </w:r>
-            <w:hyperlink r:id="rId20">
+              <w:t>Inclusivity, access and student support (</w:t>
+            </w:r>
+            <w:hyperlink r:id="rId21">
               <w:r>
                 <w:rPr>
                   <w:rStyle w:val="Hyperlink"/>
@@ -2040,9 +2437,29 @@
         </w:tc>
         <w:tc>
           <w:tcPr>
-            <w:tcW w:w="5783" w:type="dxa"/>
+            <w:tcW w:w="5387" w:type="dxa"/>
           </w:tcPr>
           <w:p/>
+        </w:tc>
+        <w:tc>
+          <w:tcPr>
+            <w:tcW w:w="709" w:type="dxa"/>
+          </w:tcPr>
+          <w:p>
+            <w:pPr>
+              <w:rPr>
+                <w:b/>
+                <w:bCs/>
+              </w:rPr>
+            </w:pPr>
+            <w:r>
+              <w:rPr>
+                <w:b/>
+                <w:bCs/>
+              </w:rPr>
+              <w:t>Q</w:t>
+            </w:r>
+          </w:p>
         </w:tc>
       </w:tr>
       <w:tr>
@@ -2074,21 +2491,9 @@
               <w:rPr>
                 <w:color w:val="auto"/>
               </w:rPr>
-              <w:t xml:space="preserve">State how the programme </w:t>
-            </w:r>
-            <w:r>
-              <w:rPr>
-                <w:color w:val="auto"/>
-              </w:rPr>
-              <w:t xml:space="preserve">will </w:t>
-            </w:r>
-            <w:r>
-              <w:rPr>
-                <w:color w:val="auto"/>
-              </w:rPr>
-              <w:t xml:space="preserve">embed </w:t>
-            </w:r>
-            <w:hyperlink r:id="rId21">
+              <w:t xml:space="preserve">State how the programme will embed </w:t>
+            </w:r>
+            <w:hyperlink r:id="rId22">
               <w:r>
                 <w:rPr>
                   <w:rStyle w:val="Hyperlink"/>
@@ -2100,15 +2505,9 @@
               <w:rPr>
                 <w:color w:val="auto"/>
               </w:rPr>
-              <w:t xml:space="preserve"> and the United Nations’s Sustainable Development Goals (SDGs) to align with our institutional sustainability goals and develop climate-aware citizens for the future?’ Please provide specific examples where possible (approximately 150 words or less)</w:t>
-            </w:r>
-            <w:r>
-              <w:rPr>
-                <w:color w:val="auto"/>
-              </w:rPr>
-              <w:t xml:space="preserve"> (</w:t>
-            </w:r>
-            <w:hyperlink r:id="rId22">
+              <w:t xml:space="preserve"> and the United Nations’s Sustainable Development Goals (SDGs) to align with our institutional sustainability goals and develop climate-aware citizens for the future?’ Please provide specific examples where possible (approximately 150 words or less) (</w:t>
+            </w:r>
+            <w:hyperlink r:id="rId23">
               <w:r>
                 <w:rPr>
                   <w:rStyle w:val="Hyperlink"/>
@@ -2126,9 +2525,29 @@
         </w:tc>
         <w:tc>
           <w:tcPr>
-            <w:tcW w:w="5783" w:type="dxa"/>
+            <w:tcW w:w="5387" w:type="dxa"/>
           </w:tcPr>
           <w:p/>
+        </w:tc>
+        <w:tc>
+          <w:tcPr>
+            <w:tcW w:w="709" w:type="dxa"/>
+          </w:tcPr>
+          <w:p>
+            <w:pPr>
+              <w:rPr>
+                <w:b/>
+                <w:bCs/>
+              </w:rPr>
+            </w:pPr>
+            <w:r>
+              <w:rPr>
+                <w:b/>
+                <w:bCs/>
+              </w:rPr>
+              <w:t>Q</w:t>
+            </w:r>
+          </w:p>
         </w:tc>
       </w:tr>
       <w:tr>
@@ -2166,15 +2585,35 @@
               <w:rPr>
                 <w:rStyle w:val="FootnoteReference"/>
               </w:rPr>
-              <w:footnoteReference w:id="3"/>
-            </w:r>
-          </w:p>
-        </w:tc>
-        <w:tc>
-          <w:tcPr>
-            <w:tcW w:w="5783" w:type="dxa"/>
+              <w:footnoteReference w:id="4"/>
+            </w:r>
+          </w:p>
+        </w:tc>
+        <w:tc>
+          <w:tcPr>
+            <w:tcW w:w="5387" w:type="dxa"/>
           </w:tcPr>
           <w:p/>
+        </w:tc>
+        <w:tc>
+          <w:tcPr>
+            <w:tcW w:w="709" w:type="dxa"/>
+          </w:tcPr>
+          <w:p>
+            <w:pPr>
+              <w:rPr>
+                <w:b/>
+                <w:bCs/>
+              </w:rPr>
+            </w:pPr>
+            <w:r>
+              <w:rPr>
+                <w:b/>
+                <w:bCs/>
+              </w:rPr>
+              <w:t>Q</w:t>
+            </w:r>
+          </w:p>
         </w:tc>
       </w:tr>
       <w:tr>
@@ -2212,11 +2651,10 @@
               <w:listItem w:displayText="No" w:value="No"/>
             </w:dropDownList>
           </w:sdtPr>
-          <w:sdtEndPr/>
           <w:sdtContent>
             <w:tc>
               <w:tcPr>
-                <w:tcW w:w="5783" w:type="dxa"/>
+                <w:tcW w:w="5387" w:type="dxa"/>
               </w:tcPr>
               <w:p>
                 <w:r>
@@ -2229,15 +2667,37 @@
             </w:tc>
           </w:sdtContent>
         </w:sdt>
+        <w:tc>
+          <w:tcPr>
+            <w:tcW w:w="709" w:type="dxa"/>
+          </w:tcPr>
+          <w:p>
+            <w:pPr>
+              <w:rPr>
+                <w:b/>
+                <w:bCs/>
+              </w:rPr>
+            </w:pPr>
+            <w:r>
+              <w:rPr>
+                <w:b/>
+                <w:bCs/>
+              </w:rPr>
+              <w:t>O Q</w:t>
+            </w:r>
+          </w:p>
+        </w:tc>
       </w:tr>
     </w:tbl>
     <w:p/>
     <w:p>
       <w:pPr>
         <w:sectPr>
-          <w:headerReference w:type="default" r:id="rId23"/>
-          <w:footerReference w:type="default" r:id="rId24"/>
-          <w:headerReference w:type="first" r:id="rId25"/>
+          <w:headerReference w:type="default" r:id="rId24"/>
+          <w:footerReference w:type="even" r:id="rId25"/>
+          <w:footerReference w:type="default" r:id="rId26"/>
+          <w:headerReference w:type="first" r:id="rId27"/>
+          <w:footerReference w:type="first" r:id="rId28"/>
           <w:pgSz w:w="11906" w:h="16838"/>
           <w:pgMar w:top="1440" w:right="991" w:bottom="1440" w:left="851" w:header="709" w:footer="709" w:gutter="0"/>
           <w:cols w:space="708"/>
@@ -2276,7 +2736,8 @@
         <w:gridCol w:w="1956"/>
         <w:gridCol w:w="691"/>
         <w:gridCol w:w="1265"/>
-        <w:gridCol w:w="1957"/>
+        <w:gridCol w:w="1248"/>
+        <w:gridCol w:w="709"/>
       </w:tblGrid>
       <w:tr>
         <w:tc>
@@ -2296,18 +2757,15 @@
         </w:tc>
         <w:tc>
           <w:tcPr>
-            <w:tcW w:w="15586" w:type="dxa"/>
+            <w:tcW w:w="14877" w:type="dxa"/>
             <w:gridSpan w:val="10"/>
             <w:shd w:val="clear" w:color="auto" w:fill="D9D9D9" w:themeFill="background1" w:themeFillShade="D9"/>
           </w:tcPr>
           <w:p>
             <w:r>
-              <w:t xml:space="preserve">Learning Outcomes (add/delete rows as necessary and complete all five columns).  Please ensure you refer to </w:t>
-            </w:r>
-            <w:r>
-              <w:t xml:space="preserve">the University’s </w:t>
-            </w:r>
-            <w:hyperlink r:id="rId26" w:history="1">
+              <w:t xml:space="preserve">Learning Outcomes (add/delete rows as necessary and complete all five columns).  Please ensure you refer to the University’s </w:t>
+            </w:r>
+            <w:hyperlink r:id="rId29" w:history="1">
               <w:r>
                 <w:rPr>
                   <w:rStyle w:val="Hyperlink"/>
@@ -2316,24 +2774,9 @@
               </w:r>
             </w:hyperlink>
             <w:r>
-              <w:t xml:space="preserve"> in the learning outcomes, as th</w:t>
-            </w:r>
-            <w:r>
-              <w:t>ese</w:t>
-            </w:r>
-            <w:r>
-              <w:t xml:space="preserve"> </w:t>
-            </w:r>
-            <w:r>
-              <w:t xml:space="preserve">should </w:t>
-            </w:r>
-            <w:r>
-              <w:t>be embedded in all programmes (and clearly articulated for students).</w:t>
-            </w:r>
-            <w:r>
-              <w:t xml:space="preserve"> </w:t>
-            </w:r>
-            <w:hyperlink r:id="rId27" w:history="1">
+              <w:t xml:space="preserve"> in the learning outcomes, as these should be embedded in all programmes (and clearly articulated for students). </w:t>
+            </w:r>
+            <w:hyperlink r:id="rId30" w:history="1">
               <w:r>
                 <w:rPr>
                   <w:rStyle w:val="Hyperlink"/>
@@ -2346,13 +2789,34 @@
             </w:r>
           </w:p>
         </w:tc>
+        <w:tc>
+          <w:tcPr>
+            <w:tcW w:w="709" w:type="dxa"/>
+            <w:shd w:val="clear" w:color="auto" w:fill="D9D9D9" w:themeFill="background1" w:themeFillShade="D9"/>
+          </w:tcPr>
+          <w:p>
+            <w:pPr>
+              <w:rPr>
+                <w:b/>
+                <w:bCs/>
+              </w:rPr>
+            </w:pPr>
+            <w:r>
+              <w:rPr>
+                <w:b/>
+                <w:bCs/>
+              </w:rPr>
+              <w:t>P Q</w:t>
+            </w:r>
+          </w:p>
+        </w:tc>
       </w:tr>
       <w:tr>
         <w:tc>
           <w:tcPr>
             <w:tcW w:w="9578" w:type="dxa"/>
             <w:gridSpan w:val="6"/>
-            <w:shd w:val="clear" w:color="auto" w:fill="DAEEF3" w:themeFill="accent5" w:themeFillTint="33"/>
+            <w:shd w:val="clear" w:color="auto" w:fill="DBE5F1" w:themeFill="accent1" w:themeFillTint="33"/>
           </w:tcPr>
           <w:p>
             <w:r>
@@ -2377,7 +2841,7 @@
           <w:tcPr>
             <w:tcW w:w="3193" w:type="dxa"/>
             <w:gridSpan w:val="3"/>
-            <w:shd w:val="clear" w:color="auto" w:fill="DAEEF3" w:themeFill="accent5" w:themeFillTint="33"/>
+            <w:shd w:val="clear" w:color="auto" w:fill="DBE5F1" w:themeFill="accent1" w:themeFillTint="33"/>
           </w:tcPr>
           <w:p>
             <w:pPr>
@@ -2440,8 +2904,8 @@
         <w:tc>
           <w:tcPr>
             <w:tcW w:w="3222" w:type="dxa"/>
-            <w:gridSpan w:val="2"/>
-            <w:shd w:val="clear" w:color="auto" w:fill="DAEEF3" w:themeFill="accent5" w:themeFillTint="33"/>
+            <w:gridSpan w:val="3"/>
+            <w:shd w:val="clear" w:color="auto" w:fill="DBE5F1" w:themeFill="accent1" w:themeFillTint="33"/>
           </w:tcPr>
           <w:p>
             <w:pPr>
@@ -2513,7 +2977,7 @@
                 <w:iCs/>
                 <w:szCs w:val="22"/>
               </w:rPr>
-              <w:footnoteReference w:id="4"/>
+              <w:footnoteReference w:id="5"/>
             </w:r>
             <w:r>
               <w:rPr>
@@ -2572,7 +3036,7 @@
         <w:tc>
           <w:tcPr>
             <w:tcW w:w="3222" w:type="dxa"/>
-            <w:gridSpan w:val="2"/>
+            <w:gridSpan w:val="3"/>
           </w:tcPr>
           <w:p>
             <w:pPr>
@@ -2669,7 +3133,7 @@
         <w:tc>
           <w:tcPr>
             <w:tcW w:w="3222" w:type="dxa"/>
-            <w:gridSpan w:val="2"/>
+            <w:gridSpan w:val="3"/>
           </w:tcPr>
           <w:p>
             <w:pPr>
@@ -2760,7 +3224,7 @@
         <w:tc>
           <w:tcPr>
             <w:tcW w:w="3222" w:type="dxa"/>
-            <w:gridSpan w:val="2"/>
+            <w:gridSpan w:val="3"/>
           </w:tcPr>
           <w:p>
             <w:pPr>
@@ -2776,7 +3240,7 @@
           <w:tcPr>
             <w:tcW w:w="9578" w:type="dxa"/>
             <w:gridSpan w:val="6"/>
-            <w:shd w:val="clear" w:color="auto" w:fill="DAEEF3" w:themeFill="accent5" w:themeFillTint="33"/>
+            <w:shd w:val="clear" w:color="auto" w:fill="DBE5F1" w:themeFill="accent1" w:themeFillTint="33"/>
           </w:tcPr>
           <w:p>
             <w:r>
@@ -2801,7 +3265,7 @@
           <w:tcPr>
             <w:tcW w:w="3193" w:type="dxa"/>
             <w:gridSpan w:val="3"/>
-            <w:shd w:val="clear" w:color="auto" w:fill="DAEEF3" w:themeFill="accent5" w:themeFillTint="33"/>
+            <w:shd w:val="clear" w:color="auto" w:fill="DBE5F1" w:themeFill="accent1" w:themeFillTint="33"/>
           </w:tcPr>
           <w:p>
             <w:pPr>
@@ -2864,8 +3328,8 @@
         <w:tc>
           <w:tcPr>
             <w:tcW w:w="3222" w:type="dxa"/>
-            <w:gridSpan w:val="2"/>
-            <w:shd w:val="clear" w:color="auto" w:fill="DAEEF3" w:themeFill="accent5" w:themeFillTint="33"/>
+            <w:gridSpan w:val="3"/>
+            <w:shd w:val="clear" w:color="auto" w:fill="DBE5F1" w:themeFill="accent1" w:themeFillTint="33"/>
           </w:tcPr>
           <w:p>
             <w:pPr>
@@ -2976,7 +3440,7 @@
         <w:tc>
           <w:tcPr>
             <w:tcW w:w="3222" w:type="dxa"/>
-            <w:gridSpan w:val="2"/>
+            <w:gridSpan w:val="3"/>
           </w:tcPr>
           <w:p>
             <w:r>
@@ -3063,7 +3527,7 @@
         <w:tc>
           <w:tcPr>
             <w:tcW w:w="3222" w:type="dxa"/>
-            <w:gridSpan w:val="2"/>
+            <w:gridSpan w:val="3"/>
           </w:tcPr>
           <w:p/>
         </w:tc>
@@ -3137,7 +3601,7 @@
         <w:tc>
           <w:tcPr>
             <w:tcW w:w="3222" w:type="dxa"/>
-            <w:gridSpan w:val="2"/>
+            <w:gridSpan w:val="3"/>
           </w:tcPr>
           <w:p/>
         </w:tc>
@@ -3161,7 +3625,7 @@
         </w:tc>
         <w:tc>
           <w:tcPr>
-            <w:tcW w:w="15480" w:type="dxa"/>
+            <w:tcW w:w="14771" w:type="dxa"/>
             <w:gridSpan w:val="9"/>
             <w:shd w:val="clear" w:color="auto" w:fill="D9D9D9" w:themeFill="background1" w:themeFillShade="D9"/>
           </w:tcPr>
@@ -3186,7 +3650,28 @@
             </w:r>
             <w:proofErr w:type="gramEnd"/>
             <w:r>
-              <w:t xml:space="preserve"> pass the degree.</w:t>
+              <w:t xml:space="preserve"> pass the degree</w:t>
+            </w:r>
+          </w:p>
+        </w:tc>
+        <w:tc>
+          <w:tcPr>
+            <w:tcW w:w="709" w:type="dxa"/>
+            <w:shd w:val="clear" w:color="auto" w:fill="D9D9D9" w:themeFill="background1" w:themeFillShade="D9"/>
+          </w:tcPr>
+          <w:p>
+            <w:pPr>
+              <w:rPr>
+                <w:b/>
+                <w:bCs/>
+              </w:rPr>
+            </w:pPr>
+            <w:r>
+              <w:rPr>
+                <w:b/>
+                <w:bCs/>
+              </w:rPr>
+              <w:t>O P Q</w:t>
             </w:r>
           </w:p>
         </w:tc>
@@ -3308,6 +3793,7 @@
         <w:tc>
           <w:tcPr>
             <w:tcW w:w="1957" w:type="dxa"/>
+            <w:gridSpan w:val="2"/>
           </w:tcPr>
           <w:p>
             <w:r>
@@ -3357,6 +3843,7 @@
         <w:tc>
           <w:tcPr>
             <w:tcW w:w="1957" w:type="dxa"/>
+            <w:gridSpan w:val="2"/>
           </w:tcPr>
           <w:p/>
         </w:tc>
@@ -3432,6 +3919,7 @@
         <w:tc>
           <w:tcPr>
             <w:tcW w:w="1957" w:type="dxa"/>
+            <w:gridSpan w:val="2"/>
           </w:tcPr>
           <w:p/>
         </w:tc>
@@ -3528,6 +4016,7 @@
         <w:tc>
           <w:tcPr>
             <w:tcW w:w="1957" w:type="dxa"/>
+            <w:gridSpan w:val="2"/>
           </w:tcPr>
           <w:p>
             <w:r>
@@ -3611,7 +4100,7 @@
               <w:sdtPr>
                 <w:id w:val="880667868"/>
                 <w:placeholder>
-                  <w:docPart w:val="D3C4FC5CDF2D46779354F0CD852E9574"/>
+                  <w:docPart w:val="4BE81AD8AA8642B493B748C05450074D"/>
                 </w:placeholder>
                 <w:showingPlcHdr/>
               </w:sdtPr>
@@ -4511,7 +5000,7 @@
             <w:sdtPr>
               <w:id w:val="19749345"/>
               <w:placeholder>
-                <w:docPart w:val="DEC6AC1401EA4FC7BC4640A2B06B4801"/>
+                <w:docPart w:val="9F7B6BFB4D794FF1BFD2ECDB05D3F248"/>
               </w:placeholder>
               <w:showingPlcHdr/>
             </w:sdtPr>
@@ -5421,7 +5910,7 @@
             <w:sdtPr>
               <w:id w:val="-26869286"/>
               <w:placeholder>
-                <w:docPart w:val="8B071CD169514847A5802424E456D6C9"/>
+                <w:docPart w:val="4EEF52D1508048E9A693F90A1A0217FC"/>
               </w:placeholder>
               <w:showingPlcHdr/>
             </w:sdtPr>
@@ -6346,7 +6835,7 @@
             <w:sdtPr>
               <w:id w:val="2052733330"/>
               <w:placeholder>
-                <w:docPart w:val="CC237C8E7A1943AC8436845D3F7317C6"/>
+                <w:docPart w:val="1B89AA09553A4A83963FE469C11EAF87"/>
               </w:placeholder>
               <w:showingPlcHdr/>
             </w:sdtPr>
@@ -7271,7 +7760,7 @@
             <w:sdtPr>
               <w:id w:val="-1524242332"/>
               <w:placeholder>
-                <w:docPart w:val="DB0C7A03A9F14884AEC81555FA35FBD7"/>
+                <w:docPart w:val="93F948E8EB2548AAA5423F7F77F780B6"/>
               </w:placeholder>
               <w:showingPlcHdr/>
             </w:sdtPr>
@@ -8188,7 +8677,7 @@
             <w:sdtPr>
               <w:id w:val="834732668"/>
               <w:placeholder>
-                <w:docPart w:val="258645BAFDAC4076BF48D25EC7883423"/>
+                <w:docPart w:val="D962F9DEB5F944D5AE6F61B8FF73272B"/>
               </w:placeholder>
               <w:showingPlcHdr/>
             </w:sdtPr>
@@ -8711,7 +9200,7 @@
           </w:tcPr>
           <w:p>
             <w:r>
-              <w:t>21</w:t>
+              <w:t>22</w:t>
             </w:r>
           </w:p>
         </w:tc>
@@ -8768,7 +9257,7 @@
           </w:tcPr>
           <w:p>
             <w:r>
-              <w:t>22</w:t>
+              <w:t>23</w:t>
             </w:r>
           </w:p>
         </w:tc>
@@ -8796,7 +9285,19 @@
           </w:p>
           <w:p>
             <w:r>
-              <w:t>School administrative lead:</w:t>
+              <w:t>School</w:t>
+            </w:r>
+            <w:r>
+              <w:t xml:space="preserve"> </w:t>
+            </w:r>
+            <w:r>
+              <w:t>administrative</w:t>
+            </w:r>
+            <w:r>
+              <w:t xml:space="preserve"> lead</w:t>
+            </w:r>
+            <w:r>
+              <w:t>:</w:t>
             </w:r>
           </w:p>
           <w:p>
@@ -8813,7 +9314,6 @@
         </w:tc>
       </w:tr>
     </w:tbl>
-    <w:p/>
     <w:p/>
     <w:sectPr>
       <w:pgSz w:w="16838" w:h="11906" w:orient="landscape"/>
@@ -8852,11 +9352,356 @@
   <w:p>
     <w:pPr>
       <w:pStyle w:val="Footer"/>
+    </w:pPr>
+    <w:r>
+      <w:rPr>
+        <w:noProof/>
+      </w:rPr>
+      <mc:AlternateContent>
+        <mc:Choice Requires="wps">
+          <w:drawing>
+            <wp:anchor distT="0" distB="0" distL="0" distR="0" simplePos="0" relativeHeight="251658241" behindDoc="0" locked="0" layoutInCell="1" allowOverlap="1" wp14:anchorId="209E1A3D" wp14:editId="6C615685">
+              <wp:simplePos x="635" y="635"/>
+              <wp:positionH relativeFrom="page">
+                <wp:align>right</wp:align>
+              </wp:positionH>
+              <wp:positionV relativeFrom="page">
+                <wp:align>bottom</wp:align>
+              </wp:positionV>
+              <wp:extent cx="835025" cy="314325"/>
+              <wp:effectExtent l="0" t="0" r="0" b="0"/>
+              <wp:wrapNone/>
+              <wp:docPr id="2065271284" name="Text Box 2" descr="RESTRICTED">
+                <a:extLst xmlns:a="http://schemas.openxmlformats.org/drawingml/2006/main">
+                  <a:ext uri="{5AE41FA2-C0FF-4470-9BD4-5FADCA87CBE2}">
+                    <aclsh:classification xmlns:aclsh="http://schemas.microsoft.com/office/drawing/2020/classificationShape" classificationOutcomeType="ftr"/>
+                  </a:ext>
+                </a:extLst>
+              </wp:docPr>
+              <wp:cNvGraphicFramePr/>
+              <a:graphic xmlns:a="http://schemas.openxmlformats.org/drawingml/2006/main">
+                <a:graphicData uri="http://schemas.microsoft.com/office/word/2010/wordprocessingShape">
+                  <wps:wsp>
+                    <wps:cNvSpPr txBox="1"/>
+                    <wps:spPr>
+                      <a:xfrm>
+                        <a:off x="0" y="0"/>
+                        <a:ext cx="835025" cy="314325"/>
+                      </a:xfrm>
+                      <a:prstGeom prst="rect">
+                        <a:avLst/>
+                      </a:prstGeom>
+                      <a:noFill/>
+                      <a:ln>
+                        <a:noFill/>
+                      </a:ln>
+                    </wps:spPr>
+                    <wps:txbx>
+                      <w:txbxContent>
+                        <w:p>
+                          <w:pPr>
+                            <w:rPr>
+                              <w:rFonts w:ascii="Aptos" w:eastAsia="Aptos" w:hAnsi="Aptos" w:cs="Aptos"/>
+                              <w:noProof/>
+                              <w:sz w:val="16"/>
+                              <w:szCs w:val="16"/>
+                            </w:rPr>
+                          </w:pPr>
+                          <w:r>
+                            <w:rPr>
+                              <w:rFonts w:ascii="Aptos" w:eastAsia="Aptos" w:hAnsi="Aptos" w:cs="Aptos"/>
+                              <w:noProof/>
+                              <w:sz w:val="16"/>
+                              <w:szCs w:val="16"/>
+                            </w:rPr>
+                            <w:t>RESTRICTED</w:t>
+                          </w:r>
+                        </w:p>
+                      </w:txbxContent>
+                    </wps:txbx>
+                    <wps:bodyPr rot="0" spcFirstLastPara="0" vertOverflow="overflow" horzOverflow="overflow" vert="horz" wrap="none" lIns="0" tIns="0" rIns="254000" bIns="190500" numCol="1" spcCol="0" rtlCol="0" fromWordArt="0" anchor="b" anchorCtr="0" forceAA="0" compatLnSpc="1">
+                      <a:prstTxWarp prst="textNoShape">
+                        <a:avLst/>
+                      </a:prstTxWarp>
+                      <a:spAutoFit/>
+                    </wps:bodyPr>
+                  </wps:wsp>
+                </a:graphicData>
+              </a:graphic>
+            </wp:anchor>
+          </w:drawing>
+        </mc:Choice>
+        <mc:Fallback>
+          <w:pict>
+            <v:shapetype w14:anchorId="209E1A3D" id="_x0000_t202" coordsize="21600,21600" o:spt="202" path="m,l,21600r21600,l21600,xe">
+              <v:stroke joinstyle="miter"/>
+              <v:path gradientshapeok="t" o:connecttype="rect"/>
+            </v:shapetype>
+            <v:shape id="Text Box 2" o:spid="_x0000_s1026" type="#_x0000_t202" alt="RESTRICTED" style="position:absolute;margin-left:14.55pt;margin-top:0;width:65.75pt;height:24.75pt;z-index:251658241;visibility:visible;mso-wrap-style:none;mso-wrap-distance-left:0;mso-wrap-distance-top:0;mso-wrap-distance-right:0;mso-wrap-distance-bottom:0;mso-position-horizontal:right;mso-position-horizontal-relative:page;mso-position-vertical:bottom;mso-position-vertical-relative:page;v-text-anchor:bottom" o:gfxdata="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" filled="f" stroked="f">
+              <v:textbox style="mso-fit-shape-to-text:t" inset="0,0,20pt,15pt">
+                <w:txbxContent>
+                  <w:p>
+                    <w:pPr>
+                      <w:rPr>
+                        <w:rFonts w:ascii="Aptos" w:eastAsia="Aptos" w:hAnsi="Aptos" w:cs="Aptos"/>
+                        <w:noProof/>
+                        <w:sz w:val="16"/>
+                        <w:szCs w:val="16"/>
+                      </w:rPr>
+                    </w:pPr>
+                    <w:r>
+                      <w:rPr>
+                        <w:rFonts w:ascii="Aptos" w:eastAsia="Aptos" w:hAnsi="Aptos" w:cs="Aptos"/>
+                        <w:noProof/>
+                        <w:sz w:val="16"/>
+                        <w:szCs w:val="16"/>
+                      </w:rPr>
+                      <w:t>RESTRICTED</w:t>
+                    </w:r>
+                  </w:p>
+                </w:txbxContent>
+              </v:textbox>
+              <w10:wrap anchorx="page" anchory="page"/>
+            </v:shape>
+          </w:pict>
+        </mc:Fallback>
+      </mc:AlternateContent>
+    </w:r>
+  </w:p>
+</w:ftr>
+</file>
+
+<file path=word/footer2.xml><?xml version="1.0" encoding="utf-8"?>
+<w:ftr xmlns:wpc="http://schemas.microsoft.com/office/word/2010/wordprocessingCanvas" xmlns:cx="http://schemas.microsoft.com/office/drawing/2014/chartex" xmlns:cx1="http://schemas.microsoft.com/office/drawing/2015/9/8/chartex" xmlns:cx2="http://schemas.microsoft.com/office/drawing/2015/10/21/chartex" xmlns:cx3="http://schemas.microsoft.com/office/drawing/2016/5/9/chartex" xmlns:cx4="http://schemas.microsoft.com/office/drawing/2016/5/10/chartex" xmlns:cx5="http://schemas.microsoft.com/office/drawing/2016/5/11/chartex" xmlns:cx6="http://schemas.microsoft.com/office/drawing/2016/5/12/chartex" xmlns:cx7="http://schemas.microsoft.com/office/drawing/2016/5/13/chartex" xmlns:cx8="http://schemas.microsoft.com/office/drawing/2016/5/14/chartex" xmlns:mc="http://schemas.openxmlformats.org/markup-compatibility/2006" xmlns:aink="http://schemas.microsoft.com/office/drawing/2016/ink" xmlns:am3d="http://schemas.microsoft.com/office/drawing/2017/model3d" xmlns:o="urn:schemas-microsoft-com:office:office" xmlns:oel="http://schemas.microsoft.com/office/2019/extlst" xmlns:r="http://schemas.openxmlformats.org/officeDocument/2006/relationships" xmlns:m="http://schemas.openxmlformats.org/officeDocument/2006/math" xmlns:v="urn:schemas-microsoft-com:vml" xmlns:wp14="http://schemas.microsoft.com/office/word/2010/wordprocessingDrawing" xmlns:wp="http://schemas.openxmlformats.org/drawingml/2006/wordprocessingDrawing" xmlns:w10="urn:schemas-microsoft-com:office:word" xmlns:w="http://schemas.openxmlformats.org/wordprocessingml/2006/main" xmlns:w14="http://schemas.microsoft.com/office/word/2010/wordml" xmlns:w15="http://schemas.microsoft.com/office/word/2012/wordml" xmlns:w16cex="http://schemas.microsoft.com/office/word/2018/wordml/cex" xmlns:w16cid="http://schemas.microsoft.com/office/word/2016/wordml/cid" xmlns:w16="http://schemas.microsoft.com/office/word/2018/wordml" xmlns:w16du="http://schemas.microsoft.com/office/word/2023/wordml/word16du" xmlns:w16sdtdh="http://schemas.microsoft.com/office/word/2020/wordml/sdtdatahash" xmlns:w16sdtfl="http://schemas.microsoft.com/office/word/2024/wordml/sdtformatlock" xmlns:w16se="http://schemas.microsoft.com/office/word/2015/wordml/symex" xmlns:wpg="http://schemas.microsoft.com/office/word/2010/wordprocessingGroup" xmlns:wpi="http://schemas.microsoft.com/office/word/2010/wordprocessingInk" xmlns:wne="http://schemas.microsoft.com/office/word/2006/wordml" xmlns:wps="http://schemas.microsoft.com/office/word/2010/wordprocessingShape" mc:Ignorable="w14 w15 w16se w16cid w16 w16cex w16sdtdh w16sdtfl w16du wp14">
+  <w:p>
+    <w:pPr>
+      <w:pStyle w:val="Footer"/>
       <w:jc w:val="center"/>
       <w:rPr>
         <w:szCs w:val="20"/>
       </w:rPr>
     </w:pPr>
+    <w:r>
+      <w:rPr>
+        <w:noProof/>
+        <w:szCs w:val="20"/>
+      </w:rPr>
+      <mc:AlternateContent>
+        <mc:Choice Requires="wps">
+          <w:drawing>
+            <wp:anchor distT="0" distB="0" distL="0" distR="0" simplePos="0" relativeHeight="251658242" behindDoc="0" locked="0" layoutInCell="1" allowOverlap="1" wp14:anchorId="239C4391" wp14:editId="3CD8D93C">
+              <wp:simplePos x="635" y="635"/>
+              <wp:positionH relativeFrom="page">
+                <wp:align>right</wp:align>
+              </wp:positionH>
+              <wp:positionV relativeFrom="page">
+                <wp:align>bottom</wp:align>
+              </wp:positionV>
+              <wp:extent cx="835025" cy="314325"/>
+              <wp:effectExtent l="0" t="0" r="0" b="0"/>
+              <wp:wrapNone/>
+              <wp:docPr id="1214068006" name="Text Box 3" descr="RESTRICTED">
+                <a:extLst xmlns:a="http://schemas.openxmlformats.org/drawingml/2006/main">
+                  <a:ext uri="{5AE41FA2-C0FF-4470-9BD4-5FADCA87CBE2}">
+                    <aclsh:classification xmlns:aclsh="http://schemas.microsoft.com/office/drawing/2020/classificationShape" classificationOutcomeType="ftr"/>
+                  </a:ext>
+                </a:extLst>
+              </wp:docPr>
+              <wp:cNvGraphicFramePr/>
+              <a:graphic xmlns:a="http://schemas.openxmlformats.org/drawingml/2006/main">
+                <a:graphicData uri="http://schemas.microsoft.com/office/word/2010/wordprocessingShape">
+                  <wps:wsp>
+                    <wps:cNvSpPr txBox="1"/>
+                    <wps:spPr>
+                      <a:xfrm>
+                        <a:off x="0" y="0"/>
+                        <a:ext cx="835025" cy="314325"/>
+                      </a:xfrm>
+                      <a:prstGeom prst="rect">
+                        <a:avLst/>
+                      </a:prstGeom>
+                      <a:noFill/>
+                      <a:ln>
+                        <a:noFill/>
+                      </a:ln>
+                    </wps:spPr>
+                    <wps:txbx>
+                      <w:txbxContent>
+                        <w:p>
+                          <w:pPr>
+                            <w:rPr>
+                              <w:rFonts w:ascii="Aptos" w:eastAsia="Aptos" w:hAnsi="Aptos" w:cs="Aptos"/>
+                              <w:noProof/>
+                              <w:sz w:val="16"/>
+                              <w:szCs w:val="16"/>
+                            </w:rPr>
+                          </w:pPr>
+                          <w:r>
+                            <w:rPr>
+                              <w:rFonts w:ascii="Aptos" w:eastAsia="Aptos" w:hAnsi="Aptos" w:cs="Aptos"/>
+                              <w:noProof/>
+                              <w:sz w:val="16"/>
+                              <w:szCs w:val="16"/>
+                            </w:rPr>
+                            <w:t>RESTRICTED</w:t>
+                          </w:r>
+                        </w:p>
+                      </w:txbxContent>
+                    </wps:txbx>
+                    <wps:bodyPr rot="0" spcFirstLastPara="0" vertOverflow="overflow" horzOverflow="overflow" vert="horz" wrap="none" lIns="0" tIns="0" rIns="254000" bIns="190500" numCol="1" spcCol="0" rtlCol="0" fromWordArt="0" anchor="b" anchorCtr="0" forceAA="0" compatLnSpc="1">
+                      <a:prstTxWarp prst="textNoShape">
+                        <a:avLst/>
+                      </a:prstTxWarp>
+                      <a:spAutoFit/>
+                    </wps:bodyPr>
+                  </wps:wsp>
+                </a:graphicData>
+              </a:graphic>
+            </wp:anchor>
+          </w:drawing>
+        </mc:Choice>
+        <mc:Fallback>
+          <w:pict>
+            <v:shapetype w14:anchorId="239C4391" id="_x0000_t202" coordsize="21600,21600" o:spt="202" path="m,l,21600r21600,l21600,xe">
+              <v:stroke joinstyle="miter"/>
+              <v:path gradientshapeok="t" o:connecttype="rect"/>
+            </v:shapetype>
+            <v:shape id="Text Box 3" o:spid="_x0000_s1027" type="#_x0000_t202" alt="RESTRICTED" style="position:absolute;left:0;text-align:left;margin-left:14.55pt;margin-top:0;width:65.75pt;height:24.75pt;z-index:251658242;visibility:visible;mso-wrap-style:none;mso-wrap-distance-left:0;mso-wrap-distance-top:0;mso-wrap-distance-right:0;mso-wrap-distance-bottom:0;mso-position-horizontal:right;mso-position-horizontal-relative:page;mso-position-vertical:bottom;mso-position-vertical-relative:page;v-text-anchor:bottom" o:gfxdata="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" filled="f" stroked="f">
+              <v:textbox style="mso-fit-shape-to-text:t" inset="0,0,20pt,15pt">
+                <w:txbxContent>
+                  <w:p>
+                    <w:pPr>
+                      <w:rPr>
+                        <w:rFonts w:ascii="Aptos" w:eastAsia="Aptos" w:hAnsi="Aptos" w:cs="Aptos"/>
+                        <w:noProof/>
+                        <w:sz w:val="16"/>
+                        <w:szCs w:val="16"/>
+                      </w:rPr>
+                    </w:pPr>
+                    <w:r>
+                      <w:rPr>
+                        <w:rFonts w:ascii="Aptos" w:eastAsia="Aptos" w:hAnsi="Aptos" w:cs="Aptos"/>
+                        <w:noProof/>
+                        <w:sz w:val="16"/>
+                        <w:szCs w:val="16"/>
+                      </w:rPr>
+                      <w:t>RESTRICTED</w:t>
+                    </w:r>
+                  </w:p>
+                </w:txbxContent>
+              </v:textbox>
+              <w10:wrap anchorx="page" anchory="page"/>
+            </v:shape>
+          </w:pict>
+        </mc:Fallback>
+      </mc:AlternateContent>
+    </w:r>
+  </w:p>
+</w:ftr>
+</file>
+
+<file path=word/footer3.xml><?xml version="1.0" encoding="utf-8"?>
+<w:ftr xmlns:wpc="http://schemas.microsoft.com/office/word/2010/wordprocessingCanvas" xmlns:cx="http://schemas.microsoft.com/office/drawing/2014/chartex" xmlns:cx1="http://schemas.microsoft.com/office/drawing/2015/9/8/chartex" xmlns:cx2="http://schemas.microsoft.com/office/drawing/2015/10/21/chartex" xmlns:cx3="http://schemas.microsoft.com/office/drawing/2016/5/9/chartex" xmlns:cx4="http://schemas.microsoft.com/office/drawing/2016/5/10/chartex" xmlns:cx5="http://schemas.microsoft.com/office/drawing/2016/5/11/chartex" xmlns:cx6="http://schemas.microsoft.com/office/drawing/2016/5/12/chartex" xmlns:cx7="http://schemas.microsoft.com/office/drawing/2016/5/13/chartex" xmlns:cx8="http://schemas.microsoft.com/office/drawing/2016/5/14/chartex" xmlns:mc="http://schemas.openxmlformats.org/markup-compatibility/2006" xmlns:aink="http://schemas.microsoft.com/office/drawing/2016/ink" xmlns:am3d="http://schemas.microsoft.com/office/drawing/2017/model3d" xmlns:o="urn:schemas-microsoft-com:office:office" xmlns:oel="http://schemas.microsoft.com/office/2019/extlst" xmlns:r="http://schemas.openxmlformats.org/officeDocument/2006/relationships" xmlns:m="http://schemas.openxmlformats.org/officeDocument/2006/math" xmlns:v="urn:schemas-microsoft-com:vml" xmlns:wp14="http://schemas.microsoft.com/office/word/2010/wordprocessingDrawing" xmlns:wp="http://schemas.openxmlformats.org/drawingml/2006/wordprocessingDrawing" xmlns:w10="urn:schemas-microsoft-com:office:word" xmlns:w="http://schemas.openxmlformats.org/wordprocessingml/2006/main" xmlns:w14="http://schemas.microsoft.com/office/word/2010/wordml" xmlns:w15="http://schemas.microsoft.com/office/word/2012/wordml" xmlns:w16cex="http://schemas.microsoft.com/office/word/2018/wordml/cex" xmlns:w16cid="http://schemas.microsoft.com/office/word/2016/wordml/cid" xmlns:w16="http://schemas.microsoft.com/office/word/2018/wordml" xmlns:w16du="http://schemas.microsoft.com/office/word/2023/wordml/word16du" xmlns:w16sdtdh="http://schemas.microsoft.com/office/word/2020/wordml/sdtdatahash" xmlns:w16sdtfl="http://schemas.microsoft.com/office/word/2024/wordml/sdtformatlock" xmlns:w16se="http://schemas.microsoft.com/office/word/2015/wordml/symex" xmlns:wpg="http://schemas.microsoft.com/office/word/2010/wordprocessingGroup" xmlns:wpi="http://schemas.microsoft.com/office/word/2010/wordprocessingInk" xmlns:wne="http://schemas.microsoft.com/office/word/2006/wordml" xmlns:wps="http://schemas.microsoft.com/office/word/2010/wordprocessingShape" mc:Ignorable="w14 w15 w16se w16cid w16 w16cex w16sdtdh w16sdtfl w16du wp14">
+  <w:p>
+    <w:pPr>
+      <w:pStyle w:val="Footer"/>
+    </w:pPr>
+    <w:r>
+      <w:rPr>
+        <w:noProof/>
+      </w:rPr>
+      <mc:AlternateContent>
+        <mc:Choice Requires="wps">
+          <w:drawing>
+            <wp:anchor distT="0" distB="0" distL="0" distR="0" simplePos="0" relativeHeight="251658240" behindDoc="0" locked="0" layoutInCell="1" allowOverlap="1" wp14:anchorId="2C8F8E4D" wp14:editId="1A52E895">
+              <wp:simplePos x="635" y="635"/>
+              <wp:positionH relativeFrom="page">
+                <wp:align>right</wp:align>
+              </wp:positionH>
+              <wp:positionV relativeFrom="page">
+                <wp:align>bottom</wp:align>
+              </wp:positionV>
+              <wp:extent cx="835025" cy="314325"/>
+              <wp:effectExtent l="0" t="0" r="0" b="0"/>
+              <wp:wrapNone/>
+              <wp:docPr id="793382105" name="Text Box 1" descr="RESTRICTED">
+                <a:extLst xmlns:a="http://schemas.openxmlformats.org/drawingml/2006/main">
+                  <a:ext uri="{5AE41FA2-C0FF-4470-9BD4-5FADCA87CBE2}">
+                    <aclsh:classification xmlns:aclsh="http://schemas.microsoft.com/office/drawing/2020/classificationShape" classificationOutcomeType="ftr"/>
+                  </a:ext>
+                </a:extLst>
+              </wp:docPr>
+              <wp:cNvGraphicFramePr/>
+              <a:graphic xmlns:a="http://schemas.openxmlformats.org/drawingml/2006/main">
+                <a:graphicData uri="http://schemas.microsoft.com/office/word/2010/wordprocessingShape">
+                  <wps:wsp>
+                    <wps:cNvSpPr txBox="1"/>
+                    <wps:spPr>
+                      <a:xfrm>
+                        <a:off x="0" y="0"/>
+                        <a:ext cx="835025" cy="314325"/>
+                      </a:xfrm>
+                      <a:prstGeom prst="rect">
+                        <a:avLst/>
+                      </a:prstGeom>
+                      <a:noFill/>
+                      <a:ln>
+                        <a:noFill/>
+                      </a:ln>
+                    </wps:spPr>
+                    <wps:txbx>
+                      <w:txbxContent>
+                        <w:p>
+                          <w:pPr>
+                            <w:rPr>
+                              <w:rFonts w:ascii="Aptos" w:eastAsia="Aptos" w:hAnsi="Aptos" w:cs="Aptos"/>
+                              <w:noProof/>
+                              <w:sz w:val="16"/>
+                              <w:szCs w:val="16"/>
+                            </w:rPr>
+                          </w:pPr>
+                        </w:p>
+                      </w:txbxContent>
+                    </wps:txbx>
+                    <wps:bodyPr rot="0" spcFirstLastPara="0" vertOverflow="overflow" horzOverflow="overflow" vert="horz" wrap="none" lIns="0" tIns="0" rIns="254000" bIns="190500" numCol="1" spcCol="0" rtlCol="0" fromWordArt="0" anchor="b" anchorCtr="0" forceAA="0" compatLnSpc="1">
+                      <a:prstTxWarp prst="textNoShape">
+                        <a:avLst/>
+                      </a:prstTxWarp>
+                      <a:spAutoFit/>
+                    </wps:bodyPr>
+                  </wps:wsp>
+                </a:graphicData>
+              </a:graphic>
+            </wp:anchor>
+          </w:drawing>
+        </mc:Choice>
+        <mc:Fallback>
+          <w:pict>
+            <v:shapetype w14:anchorId="2C8F8E4D" id="_x0000_t202" coordsize="21600,21600" o:spt="202" path="m,l,21600r21600,l21600,xe">
+              <v:stroke joinstyle="miter"/>
+              <v:path gradientshapeok="t" o:connecttype="rect"/>
+            </v:shapetype>
+            <v:shape id="Text Box 1" o:spid="_x0000_s1028" type="#_x0000_t202" alt="RESTRICTED" style="position:absolute;margin-left:14.55pt;margin-top:0;width:65.75pt;height:24.75pt;z-index:251658240;visibility:visible;mso-wrap-style:none;mso-wrap-distance-left:0;mso-wrap-distance-top:0;mso-wrap-distance-right:0;mso-wrap-distance-bottom:0;mso-position-horizontal:right;mso-position-horizontal-relative:page;mso-position-vertical:bottom;mso-position-vertical-relative:page;v-text-anchor:bottom" o:gfxdata="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" filled="f" stroked="f">
+              <v:textbox style="mso-fit-shape-to-text:t" inset="0,0,20pt,15pt">
+                <w:txbxContent>
+                  <w:p>
+                    <w:pPr>
+                      <w:rPr>
+                        <w:rFonts w:ascii="Aptos" w:eastAsia="Aptos" w:hAnsi="Aptos" w:cs="Aptos"/>
+                        <w:noProof/>
+                        <w:sz w:val="16"/>
+                        <w:szCs w:val="16"/>
+                      </w:rPr>
+                    </w:pPr>
+                  </w:p>
+                </w:txbxContent>
+              </v:textbox>
+              <w10:wrap anchorx="page" anchory="page"/>
+            </v:shape>
+          </w:pict>
+        </mc:Fallback>
+      </mc:AlternateContent>
+    </w:r>
   </w:p>
 </w:ftr>
 </file>
@@ -8892,16 +9737,18 @@
         <w:footnoteRef/>
       </w:r>
       <w:r>
-        <w:t xml:space="preserve"> </w:t>
+        <w:t xml:space="preserve"> Please refer to the </w:t>
       </w:r>
+      <w:hyperlink r:id="rId1" w:history="1">
+        <w:r>
+          <w:rPr>
+            <w:rStyle w:val="Hyperlink"/>
+          </w:rPr>
+          <w:t>Policy on Higher Education with Others (PDF - 170KB)</w:t>
+        </w:r>
+      </w:hyperlink>
       <w:r>
-        <w:t xml:space="preserve">Note that the length of </w:t>
-      </w:r>
-      <w:r>
-        <w:t>the programme aims</w:t>
-      </w:r>
-      <w:r>
-        <w:t xml:space="preserve"> field in the Banner records system is 4000 characters (including spaces), so programme aims cannot exceed this.</w:t>
+        <w:t xml:space="preserve"> for detailed guidance on partnerships models.</w:t>
       </w:r>
     </w:p>
   </w:footnote>
@@ -8917,9 +9764,34 @@
         <w:footnoteRef/>
       </w:r>
       <w:r>
+        <w:t xml:space="preserve"> </w:t>
+      </w:r>
+      <w:r>
+        <w:t xml:space="preserve">Note that the length of </w:t>
+      </w:r>
+      <w:r>
+        <w:t>the programme aims</w:t>
+      </w:r>
+      <w:r>
+        <w:t xml:space="preserve"> field in the Banner records system is 4000 characters (including spaces), so programme aims cannot exceed this.</w:t>
+      </w:r>
+    </w:p>
+  </w:footnote>
+  <w:footnote w:id="4">
+    <w:p>
+      <w:pPr>
+        <w:pStyle w:val="FootnoteText"/>
+      </w:pPr>
+      <w:r>
+        <w:rPr>
+          <w:rStyle w:val="FootnoteReference"/>
+        </w:rPr>
+        <w:footnoteRef/>
+      </w:r>
+      <w:r>
         <w:t xml:space="preserve"> Your </w:t>
       </w:r>
-      <w:hyperlink r:id="rId1" w:history="1">
+      <w:hyperlink r:id="rId2" w:history="1">
         <w:r>
           <w:rPr>
             <w:rStyle w:val="Hyperlink"/>
@@ -8932,7 +9804,7 @@
       </w:r>
     </w:p>
   </w:footnote>
-  <w:footnote w:id="4">
+  <w:footnote w:id="5">
     <w:p>
       <w:pPr>
         <w:pStyle w:val="FootnoteText"/>
@@ -9585,6 +10457,119 @@
     </w:lvl>
   </w:abstractNum>
   <w:abstractNum w:abstractNumId="4" w15:restartNumberingAfterBreak="0">
+    <w:nsid w:val="261B129F"/>
+    <w:multiLevelType w:val="hybridMultilevel"/>
+    <w:tmpl w:val="255A5AB6"/>
+    <w:lvl w:ilvl="0" w:tplc="08090001">
+      <w:start w:val="1"/>
+      <w:numFmt w:val="bullet"/>
+      <w:lvlText w:val=""/>
+      <w:lvlJc w:val="left"/>
+      <w:pPr>
+        <w:ind w:left="720" w:hanging="360"/>
+      </w:pPr>
+      <w:rPr>
+        <w:rFonts w:ascii="Symbol" w:hAnsi="Symbol" w:hint="default"/>
+      </w:rPr>
+    </w:lvl>
+    <w:lvl w:ilvl="1" w:tplc="08090003" w:tentative="1">
+      <w:start w:val="1"/>
+      <w:numFmt w:val="bullet"/>
+      <w:lvlText w:val="o"/>
+      <w:lvlJc w:val="left"/>
+      <w:pPr>
+        <w:ind w:left="1440" w:hanging="360"/>
+      </w:pPr>
+      <w:rPr>
+        <w:rFonts w:ascii="Courier New" w:hAnsi="Courier New" w:cs="Courier New" w:hint="default"/>
+      </w:rPr>
+    </w:lvl>
+    <w:lvl w:ilvl="2" w:tplc="08090005" w:tentative="1">
+      <w:start w:val="1"/>
+      <w:numFmt w:val="bullet"/>
+      <w:lvlText w:val=""/>
+      <w:lvlJc w:val="left"/>
+      <w:pPr>
+        <w:ind w:left="2160" w:hanging="360"/>
+      </w:pPr>
+      <w:rPr>
+        <w:rFonts w:ascii="Wingdings" w:hAnsi="Wingdings" w:hint="default"/>
+      </w:rPr>
+    </w:lvl>
+    <w:lvl w:ilvl="3" w:tplc="08090001" w:tentative="1">
+      <w:start w:val="1"/>
+      <w:numFmt w:val="bullet"/>
+      <w:lvlText w:val=""/>
+      <w:lvlJc w:val="left"/>
+      <w:pPr>
+        <w:ind w:left="2880" w:hanging="360"/>
+      </w:pPr>
+      <w:rPr>
+        <w:rFonts w:ascii="Symbol" w:hAnsi="Symbol" w:hint="default"/>
+      </w:rPr>
+    </w:lvl>
+    <w:lvl w:ilvl="4" w:tplc="08090003" w:tentative="1">
+      <w:start w:val="1"/>
+      <w:numFmt w:val="bullet"/>
+      <w:lvlText w:val="o"/>
+      <w:lvlJc w:val="left"/>
+      <w:pPr>
+        <w:ind w:left="3600" w:hanging="360"/>
+      </w:pPr>
+      <w:rPr>
+        <w:rFonts w:ascii="Courier New" w:hAnsi="Courier New" w:cs="Courier New" w:hint="default"/>
+      </w:rPr>
+    </w:lvl>
+    <w:lvl w:ilvl="5" w:tplc="08090005" w:tentative="1">
+      <w:start w:val="1"/>
+      <w:numFmt w:val="bullet"/>
+      <w:lvlText w:val=""/>
+      <w:lvlJc w:val="left"/>
+      <w:pPr>
+        <w:ind w:left="4320" w:hanging="360"/>
+      </w:pPr>
+      <w:rPr>
+        <w:rFonts w:ascii="Wingdings" w:hAnsi="Wingdings" w:hint="default"/>
+      </w:rPr>
+    </w:lvl>
+    <w:lvl w:ilvl="6" w:tplc="08090001" w:tentative="1">
+      <w:start w:val="1"/>
+      <w:numFmt w:val="bullet"/>
+      <w:lvlText w:val=""/>
+      <w:lvlJc w:val="left"/>
+      <w:pPr>
+        <w:ind w:left="5040" w:hanging="360"/>
+      </w:pPr>
+      <w:rPr>
+        <w:rFonts w:ascii="Symbol" w:hAnsi="Symbol" w:hint="default"/>
+      </w:rPr>
+    </w:lvl>
+    <w:lvl w:ilvl="7" w:tplc="08090003" w:tentative="1">
+      <w:start w:val="1"/>
+      <w:numFmt w:val="bullet"/>
+      <w:lvlText w:val="o"/>
+      <w:lvlJc w:val="left"/>
+      <w:pPr>
+        <w:ind w:left="5760" w:hanging="360"/>
+      </w:pPr>
+      <w:rPr>
+        <w:rFonts w:ascii="Courier New" w:hAnsi="Courier New" w:cs="Courier New" w:hint="default"/>
+      </w:rPr>
+    </w:lvl>
+    <w:lvl w:ilvl="8" w:tplc="08090005" w:tentative="1">
+      <w:start w:val="1"/>
+      <w:numFmt w:val="bullet"/>
+      <w:lvlText w:val=""/>
+      <w:lvlJc w:val="left"/>
+      <w:pPr>
+        <w:ind w:left="6480" w:hanging="360"/>
+      </w:pPr>
+      <w:rPr>
+        <w:rFonts w:ascii="Wingdings" w:hAnsi="Wingdings" w:hint="default"/>
+      </w:rPr>
+    </w:lvl>
+  </w:abstractNum>
+  <w:abstractNum w:abstractNumId="5" w15:restartNumberingAfterBreak="0">
     <w:nsid w:val="27EC5567"/>
     <w:multiLevelType w:val="multilevel"/>
     <w:tmpl w:val="7CC2AB08"/>
@@ -9724,7 +10709,7 @@
       </w:rPr>
     </w:lvl>
   </w:abstractNum>
-  <w:abstractNum w:abstractNumId="5" w15:restartNumberingAfterBreak="0">
+  <w:abstractNum w:abstractNumId="6" w15:restartNumberingAfterBreak="0">
     <w:nsid w:val="2AE96CFB"/>
     <w:multiLevelType w:val="hybridMultilevel"/>
     <w:tmpl w:val="302E9DF0"/>
@@ -9837,7 +10822,7 @@
       </w:pPr>
     </w:lvl>
   </w:abstractNum>
-  <w:abstractNum w:abstractNumId="6" w15:restartNumberingAfterBreak="0">
+  <w:abstractNum w:abstractNumId="7" w15:restartNumberingAfterBreak="0">
     <w:nsid w:val="368554EE"/>
     <w:multiLevelType w:val="multilevel"/>
     <w:tmpl w:val="C5FA83FA"/>
@@ -9977,7 +10962,7 @@
       </w:rPr>
     </w:lvl>
   </w:abstractNum>
-  <w:abstractNum w:abstractNumId="7" w15:restartNumberingAfterBreak="0">
+  <w:abstractNum w:abstractNumId="8" w15:restartNumberingAfterBreak="0">
     <w:nsid w:val="385710AC"/>
     <w:multiLevelType w:val="multilevel"/>
     <w:tmpl w:val="0D1660F8"/>
@@ -10117,7 +11102,7 @@
       </w:rPr>
     </w:lvl>
   </w:abstractNum>
-  <w:abstractNum w:abstractNumId="8" w15:restartNumberingAfterBreak="0">
+  <w:abstractNum w:abstractNumId="9" w15:restartNumberingAfterBreak="0">
     <w:nsid w:val="52624DF5"/>
     <w:multiLevelType w:val="multilevel"/>
     <w:tmpl w:val="A246C40A"/>
@@ -10257,7 +11242,7 @@
       </w:rPr>
     </w:lvl>
   </w:abstractNum>
-  <w:abstractNum w:abstractNumId="9" w15:restartNumberingAfterBreak="0">
+  <w:abstractNum w:abstractNumId="10" w15:restartNumberingAfterBreak="0">
     <w:nsid w:val="52722934"/>
     <w:multiLevelType w:val="hybridMultilevel"/>
     <w:tmpl w:val="F2CAC486"/>
@@ -10397,7 +11382,7 @@
       </w:rPr>
     </w:lvl>
   </w:abstractNum>
-  <w:abstractNum w:abstractNumId="10" w15:restartNumberingAfterBreak="0">
+  <w:abstractNum w:abstractNumId="11" w15:restartNumberingAfterBreak="0">
     <w:nsid w:val="6D483C1F"/>
     <w:multiLevelType w:val="hybridMultilevel"/>
     <w:tmpl w:val="435C868C"/>
@@ -10510,7 +11495,7 @@
       </w:rPr>
     </w:lvl>
   </w:abstractNum>
-  <w:abstractNum w:abstractNumId="11" w15:restartNumberingAfterBreak="0">
+  <w:abstractNum w:abstractNumId="12" w15:restartNumberingAfterBreak="0">
     <w:nsid w:val="789D676A"/>
     <w:multiLevelType w:val="multilevel"/>
     <w:tmpl w:val="302E9DF0"/>
@@ -10630,34 +11615,37 @@
     <w:abstractNumId w:val="2"/>
   </w:num>
   <w:num w:numId="3" w16cid:durableId="2051957009">
-    <w:abstractNumId w:val="4"/>
+    <w:abstractNumId w:val="5"/>
   </w:num>
   <w:num w:numId="4" w16cid:durableId="1468887507">
-    <w:abstractNumId w:val="5"/>
+    <w:abstractNumId w:val="6"/>
   </w:num>
   <w:num w:numId="5" w16cid:durableId="486090609">
-    <w:abstractNumId w:val="11"/>
+    <w:abstractNumId w:val="12"/>
   </w:num>
   <w:num w:numId="6" w16cid:durableId="1684210022">
-    <w:abstractNumId w:val="8"/>
+    <w:abstractNumId w:val="9"/>
   </w:num>
   <w:num w:numId="7" w16cid:durableId="1401563837">
     <w:abstractNumId w:val="0"/>
   </w:num>
   <w:num w:numId="8" w16cid:durableId="1705054075">
-    <w:abstractNumId w:val="10"/>
+    <w:abstractNumId w:val="11"/>
   </w:num>
   <w:num w:numId="9" w16cid:durableId="1147284891">
     <w:abstractNumId w:val="3"/>
   </w:num>
   <w:num w:numId="10" w16cid:durableId="1939213184">
-    <w:abstractNumId w:val="9"/>
+    <w:abstractNumId w:val="10"/>
   </w:num>
   <w:num w:numId="11" w16cid:durableId="1418404332">
+    <w:abstractNumId w:val="8"/>
+  </w:num>
+  <w:num w:numId="12" w16cid:durableId="53547868">
     <w:abstractNumId w:val="7"/>
   </w:num>
-  <w:num w:numId="12" w16cid:durableId="53547868">
-    <w:abstractNumId w:val="6"/>
+  <w:num w:numId="13" w16cid:durableId="1711227629">
+    <w:abstractNumId w:val="4"/>
   </w:num>
 </w:numbering>
 </file>
@@ -11326,7 +12314,7 @@
   <w:docParts>
     <w:docPart>
       <w:docPartPr>
-        <w:name w:val="DefaultPlaceholder_-1854013438"/>
+        <w:name w:val="2D484C1389EF4C98A4A2EBA6352A6DEB"/>
         <w:category>
           <w:name w:val="General"/>
           <w:gallery w:val="placeholder"/>
@@ -11337,38 +12325,12 @@
         <w:behaviors>
           <w:behavior w:val="content"/>
         </w:behaviors>
-        <w:guid w:val="{A66802BE-6037-4106-AF89-2E4675D254DC}"/>
-      </w:docPartPr>
-      <w:docPartBody>
-        <w:p>
-          <w:r>
-            <w:rPr>
-              <w:rStyle w:val="PlaceholderText"/>
-            </w:rPr>
-            <w:t>Choose an item.</w:t>
-          </w:r>
-        </w:p>
-      </w:docPartBody>
-    </w:docPart>
-    <w:docPart>
-      <w:docPartPr>
-        <w:name w:val="1C406C67D1144EBC89F5B984677AE766"/>
-        <w:category>
-          <w:name w:val="General"/>
-          <w:gallery w:val="placeholder"/>
-        </w:category>
-        <w:types>
-          <w:type w:val="bbPlcHdr"/>
-        </w:types>
-        <w:behaviors>
-          <w:behavior w:val="content"/>
-        </w:behaviors>
-        <w:guid w:val="{E4558C9B-8D24-427D-A109-507330F26714}"/>
+        <w:guid w:val="{4E714E64-4DC4-40C7-952E-0D0001ACAC0A}"/>
       </w:docPartPr>
       <w:docPartBody>
         <w:p>
           <w:pPr>
-            <w:pStyle w:val="1C406C67D1144EBC89F5B984677AE766"/>
+            <w:pStyle w:val="2D484C1389EF4C98A4A2EBA6352A6DEB"/>
           </w:pPr>
           <w:r>
             <w:rPr>
@@ -11382,7 +12344,7 @@
     </w:docPart>
     <w:docPart>
       <w:docPartPr>
-        <w:name w:val="D3C4FC5CDF2D46779354F0CD852E9574"/>
+        <w:name w:val="C72E7E26B4A24136BFCEE64554BB4537"/>
         <w:category>
           <w:name w:val="General"/>
           <w:gallery w:val="placeholder"/>
@@ -11393,12 +12355,71 @@
         <w:behaviors>
           <w:behavior w:val="content"/>
         </w:behaviors>
-        <w:guid w:val="{75F0BA87-472C-42A6-8141-0F61B25C7089}"/>
+        <w:guid w:val="{CD469C03-AF6F-406E-B6C1-67A390174736}"/>
       </w:docPartPr>
       <w:docPartBody>
         <w:p>
           <w:pPr>
-            <w:pStyle w:val="D3C4FC5CDF2D46779354F0CD852E9574"/>
+            <w:pStyle w:val="C72E7E26B4A24136BFCEE64554BB4537"/>
+          </w:pPr>
+          <w:r>
+            <w:rPr>
+              <w:rStyle w:val="PlaceholderText"/>
+              <w:rFonts w:eastAsia="Calibri"/>
+            </w:rPr>
+            <w:t>Choose an item.</w:t>
+          </w:r>
+        </w:p>
+      </w:docPartBody>
+    </w:docPart>
+    <w:docPart>
+      <w:docPartPr>
+        <w:name w:val="8B24F846AD9540819143176841ABF81F"/>
+        <w:category>
+          <w:name w:val="General"/>
+          <w:gallery w:val="placeholder"/>
+        </w:category>
+        <w:types>
+          <w:type w:val="bbPlcHdr"/>
+        </w:types>
+        <w:behaviors>
+          <w:behavior w:val="content"/>
+        </w:behaviors>
+        <w:guid w:val="{EBD7505F-8CD6-4952-969C-28D6DF7BB3E4}"/>
+      </w:docPartPr>
+      <w:docPartBody>
+        <w:p>
+          <w:pPr>
+            <w:pStyle w:val="8B24F846AD9540819143176841ABF81F"/>
+          </w:pPr>
+          <w:r>
+            <w:rPr>
+              <w:rStyle w:val="PlaceholderText"/>
+            </w:rPr>
+            <w:t>Choose an item.</w:t>
+          </w:r>
+        </w:p>
+      </w:docPartBody>
+    </w:docPart>
+    <w:docPart>
+      <w:docPartPr>
+        <w:name w:val="4BE81AD8AA8642B493B748C05450074D"/>
+        <w:category>
+          <w:name w:val="General"/>
+          <w:gallery w:val="placeholder"/>
+        </w:category>
+        <w:types>
+          <w:type w:val="bbPlcHdr"/>
+        </w:types>
+        <w:behaviors>
+          <w:behavior w:val="content"/>
+        </w:behaviors>
+        <w:guid w:val="{09818CD1-0B3E-4CAE-BFCF-D8E5D967E472}"/>
+      </w:docPartPr>
+      <w:docPartBody>
+        <w:p>
+          <w:pPr>
+            <w:pStyle w:val="4BE81AD8AA8642B493B748C05450074D"/>
           </w:pPr>
           <w:r>
             <w:rPr>
@@ -11411,7 +12432,7 @@
     </w:docPart>
     <w:docPart>
       <w:docPartPr>
-        <w:name w:val="DEC6AC1401EA4FC7BC4640A2B06B4801"/>
+        <w:name w:val="9F7B6BFB4D794FF1BFD2ECDB05D3F248"/>
         <w:category>
           <w:name w:val="General"/>
           <w:gallery w:val="placeholder"/>
@@ -11422,12 +12443,12 @@
         <w:behaviors>
           <w:behavior w:val="content"/>
         </w:behaviors>
-        <w:guid w:val="{0057ECC1-0BA5-48D3-B56C-9707AD09F255}"/>
+        <w:guid w:val="{D7C9AE11-FBF7-4542-9EF8-E04C0262785A}"/>
       </w:docPartPr>
       <w:docPartBody>
         <w:p>
           <w:pPr>
-            <w:pStyle w:val="DEC6AC1401EA4FC7BC4640A2B06B4801"/>
+            <w:pStyle w:val="9F7B6BFB4D794FF1BFD2ECDB05D3F248"/>
           </w:pPr>
           <w:r>
             <w:rPr>
@@ -11440,7 +12461,7 @@
     </w:docPart>
     <w:docPart>
       <w:docPartPr>
-        <w:name w:val="8B071CD169514847A5802424E456D6C9"/>
+        <w:name w:val="4EEF52D1508048E9A693F90A1A0217FC"/>
         <w:category>
           <w:name w:val="General"/>
           <w:gallery w:val="placeholder"/>
@@ -11451,12 +12472,12 @@
         <w:behaviors>
           <w:behavior w:val="content"/>
         </w:behaviors>
-        <w:guid w:val="{14034568-0678-43E9-9521-02BC0D4BD71A}"/>
+        <w:guid w:val="{0EC342ED-B71D-434C-9677-F963B43F521D}"/>
       </w:docPartPr>
       <w:docPartBody>
         <w:p>
           <w:pPr>
-            <w:pStyle w:val="8B071CD169514847A5802424E456D6C9"/>
+            <w:pStyle w:val="4EEF52D1508048E9A693F90A1A0217FC"/>
           </w:pPr>
           <w:r>
             <w:rPr>
@@ -11469,7 +12490,7 @@
     </w:docPart>
     <w:docPart>
       <w:docPartPr>
-        <w:name w:val="CC237C8E7A1943AC8436845D3F7317C6"/>
+        <w:name w:val="1B89AA09553A4A83963FE469C11EAF87"/>
         <w:category>
           <w:name w:val="General"/>
           <w:gallery w:val="placeholder"/>
@@ -11480,12 +12501,12 @@
         <w:behaviors>
           <w:behavior w:val="content"/>
         </w:behaviors>
-        <w:guid w:val="{9911AEE2-45EE-481F-8546-A6C50A8BEDEE}"/>
+        <w:guid w:val="{86D52F53-1B5D-4C07-A859-BA7ACFA90450}"/>
       </w:docPartPr>
       <w:docPartBody>
         <w:p>
           <w:pPr>
-            <w:pStyle w:val="CC237C8E7A1943AC8436845D3F7317C6"/>
+            <w:pStyle w:val="1B89AA09553A4A83963FE469C11EAF87"/>
           </w:pPr>
           <w:r>
             <w:rPr>
@@ -11498,7 +12519,7 @@
     </w:docPart>
     <w:docPart>
       <w:docPartPr>
-        <w:name w:val="DB0C7A03A9F14884AEC81555FA35FBD7"/>
+        <w:name w:val="93F948E8EB2548AAA5423F7F77F780B6"/>
         <w:category>
           <w:name w:val="General"/>
           <w:gallery w:val="placeholder"/>
@@ -11509,12 +12530,12 @@
         <w:behaviors>
           <w:behavior w:val="content"/>
         </w:behaviors>
-        <w:guid w:val="{FCCB5CA2-9C8C-4388-9524-8DFB8810A9B7}"/>
+        <w:guid w:val="{FC60D75B-D8E6-46F6-886C-8DFB3403D736}"/>
       </w:docPartPr>
       <w:docPartBody>
         <w:p>
           <w:pPr>
-            <w:pStyle w:val="DB0C7A03A9F14884AEC81555FA35FBD7"/>
+            <w:pStyle w:val="93F948E8EB2548AAA5423F7F77F780B6"/>
           </w:pPr>
           <w:r>
             <w:rPr>
@@ -11527,7 +12548,7 @@
     </w:docPart>
     <w:docPart>
       <w:docPartPr>
-        <w:name w:val="258645BAFDAC4076BF48D25EC7883423"/>
+        <w:name w:val="D962F9DEB5F944D5AE6F61B8FF73272B"/>
         <w:category>
           <w:name w:val="General"/>
           <w:gallery w:val="placeholder"/>
@@ -11538,12 +12559,12 @@
         <w:behaviors>
           <w:behavior w:val="content"/>
         </w:behaviors>
-        <w:guid w:val="{DCBD84D5-17DD-4636-A9C9-FFA2E81E8AA1}"/>
+        <w:guid w:val="{5363041F-74DA-4955-BCAD-E0DC64C77ABC}"/>
       </w:docPartPr>
       <w:docPartBody>
         <w:p>
           <w:pPr>
-            <w:pStyle w:val="258645BAFDAC4076BF48D25EC7883423"/>
+            <w:pStyle w:val="D962F9DEB5F944D5AE6F61B8FF73272B"/>
           </w:pPr>
           <w:r>
             <w:rPr>
@@ -11617,6 +12638,12 @@
     <w:pitch w:val="fixed"/>
     <w:sig w:usb0="E00002FF" w:usb1="6AC7FDFB" w:usb2="08000012" w:usb3="00000000" w:csb0="0002009F" w:csb1="00000000"/>
   </w:font>
+  <w:font w:name="Aptos">
+    <w:charset w:val="00"/>
+    <w:family w:val="swiss"/>
+    <w:pitch w:val="variable"/>
+    <w:sig w:usb0="20000287" w:usb1="00000003" w:usb2="00000000" w:usb3="00000000" w:csb0="0000019F" w:csb1="00000000"/>
+  </w:font>
   <w:font w:name="Cambria">
     <w:panose1 w:val="02040503050406030204"/>
     <w:charset w:val="00"/>
@@ -11624,11 +12651,26 @@
     <w:pitch w:val="variable"/>
     <w:sig w:usb0="E00006FF" w:usb1="420024FF" w:usb2="02000000" w:usb3="00000000" w:csb0="0000019F" w:csb1="00000000"/>
   </w:font>
-  <w:font w:name="Aptos">
-    <w:charset w:val="00"/>
+  <w:font w:name="MS Mincho">
+    <w:panose1 w:val="02020609040205080304"/>
+    <w:charset w:val="80"/>
+    <w:family w:val="modern"/>
+    <w:pitch w:val="fixed"/>
+    <w:sig w:usb0="E00002FF" w:usb1="6AC7FDFB" w:usb2="08000012" w:usb3="00000000" w:csb0="0002009F" w:csb1="00000000"/>
+  </w:font>
+  <w:font w:name="Yu Mincho">
+    <w:charset w:val="80"/>
+    <w:family w:val="roman"/>
+    <w:pitch w:val="variable"/>
+    <w:sig w:usb0="800002E7" w:usb1="2AC7FCFF" w:usb2="00000012" w:usb3="00000000" w:csb0="0002009F" w:csb1="00000000"/>
+  </w:font>
+  <w:font w:name="Yu Gothic Light">
+    <w:altName w:val="游ゴシック Light"/>
+    <w:panose1 w:val="020B0300000000000000"/>
+    <w:charset w:val="80"/>
     <w:family w:val="swiss"/>
     <w:pitch w:val="variable"/>
-    <w:sig w:usb0="20000287" w:usb1="00000003" w:usb2="00000000" w:usb3="00000000" w:csb0="0000019F" w:csb1="00000000"/>
+    <w:sig w:usb0="E00002FF" w:usb1="2AC7FDFF" w:usb2="00000016" w:usb3="00000000" w:csb0="0002009F" w:csb1="00000000"/>
   </w:font>
   <w:font w:name="Aptos Display">
     <w:charset w:val="00"/>
@@ -11642,7 +12684,6 @@
 <file path=word/glossary/settings.xml><?xml version="1.0" encoding="utf-8"?>
 <w:settings xmlns:mc="http://schemas.openxmlformats.org/markup-compatibility/2006" xmlns:o="urn:schemas-microsoft-com:office:office" xmlns:r="http://schemas.openxmlformats.org/officeDocument/2006/relationships" xmlns:m="http://schemas.openxmlformats.org/officeDocument/2006/math" xmlns:v="urn:schemas-microsoft-com:vml" xmlns:w10="urn:schemas-microsoft-com:office:word" xmlns:w="http://schemas.openxmlformats.org/wordprocessingml/2006/main" xmlns:w14="http://schemas.microsoft.com/office/word/2010/wordml" xmlns:w15="http://schemas.microsoft.com/office/word/2012/wordml" xmlns:w16cex="http://schemas.microsoft.com/office/word/2018/wordml/cex" xmlns:w16cid="http://schemas.microsoft.com/office/word/2016/wordml/cid" xmlns:w16="http://schemas.microsoft.com/office/word/2018/wordml" xmlns:w16du="http://schemas.microsoft.com/office/word/2023/wordml/word16du" xmlns:w16sdtdh="http://schemas.microsoft.com/office/word/2020/wordml/sdtdatahash" xmlns:w16sdtfl="http://schemas.microsoft.com/office/word/2024/wordml/sdtformatlock" xmlns:w16se="http://schemas.microsoft.com/office/word/2015/wordml/symex" xmlns:sl="http://schemas.openxmlformats.org/schemaLibrary/2006/main" mc:Ignorable="w14 w15 w16se w16cid w16 w16cex w16sdtdh w16sdtfl w16du">
   <w:view w:val="normal"/>
-  <w:revisionView w:inkAnnotations="0"/>
   <w:defaultTabStop w:val="720"/>
   <w:characterSpacingControl w:val="doNotCompress"/>
   <w:compat>
@@ -11655,10 +12696,12 @@
   </w:compat>
   <w:rsids>
     <w:rsidRoot w:val="00D34B2E"/>
-    <w:rsid w:val="00014CE4"/>
+    <w:rsid w:val="00066BDD"/>
     <w:rsid w:val="000816F4"/>
+    <w:rsid w:val="00091623"/>
     <w:rsid w:val="000A297C"/>
     <w:rsid w:val="0010212C"/>
+    <w:rsid w:val="0010302F"/>
     <w:rsid w:val="00125299"/>
     <w:rsid w:val="00141646"/>
     <w:rsid w:val="00147CC2"/>
@@ -11667,6 +12710,7 @@
     <w:rsid w:val="00215135"/>
     <w:rsid w:val="00236318"/>
     <w:rsid w:val="002B4A6D"/>
+    <w:rsid w:val="003157B2"/>
     <w:rsid w:val="00320B4C"/>
     <w:rsid w:val="0033434B"/>
     <w:rsid w:val="00334A3C"/>
@@ -11680,7 +12724,6 @@
     <w:rsid w:val="004F3AEB"/>
     <w:rsid w:val="0050065A"/>
     <w:rsid w:val="0050793A"/>
-    <w:rsid w:val="00526545"/>
     <w:rsid w:val="00562659"/>
     <w:rsid w:val="00597D4E"/>
     <w:rsid w:val="005C0FE3"/>
@@ -11689,8 +12732,11 @@
     <w:rsid w:val="0062325B"/>
     <w:rsid w:val="006825C6"/>
     <w:rsid w:val="0069112E"/>
+    <w:rsid w:val="006E0A0C"/>
     <w:rsid w:val="006E5A65"/>
+    <w:rsid w:val="00701C25"/>
     <w:rsid w:val="00711AD1"/>
+    <w:rsid w:val="00712FDA"/>
     <w:rsid w:val="007346DD"/>
     <w:rsid w:val="007421D0"/>
     <w:rsid w:val="00761524"/>
@@ -11700,12 +12746,17 @@
     <w:rsid w:val="008309BE"/>
     <w:rsid w:val="00842ABE"/>
     <w:rsid w:val="008477A9"/>
+    <w:rsid w:val="008551B4"/>
     <w:rsid w:val="00882220"/>
     <w:rsid w:val="0088311A"/>
     <w:rsid w:val="008E07F9"/>
     <w:rsid w:val="009077F7"/>
     <w:rsid w:val="00956EF7"/>
+    <w:rsid w:val="009B13ED"/>
+    <w:rsid w:val="009B6CD5"/>
     <w:rsid w:val="009D300A"/>
+    <w:rsid w:val="00A14480"/>
+    <w:rsid w:val="00A45200"/>
     <w:rsid w:val="00A5715A"/>
     <w:rsid w:val="00AA7723"/>
     <w:rsid w:val="00AE08AD"/>
@@ -11713,20 +12764,26 @@
     <w:rsid w:val="00AF6A63"/>
     <w:rsid w:val="00B14708"/>
     <w:rsid w:val="00B2164A"/>
+    <w:rsid w:val="00B41581"/>
     <w:rsid w:val="00B47A0F"/>
+    <w:rsid w:val="00B52256"/>
+    <w:rsid w:val="00B54590"/>
     <w:rsid w:val="00B9232E"/>
     <w:rsid w:val="00B96066"/>
+    <w:rsid w:val="00BD2439"/>
     <w:rsid w:val="00C26C98"/>
     <w:rsid w:val="00C3304A"/>
     <w:rsid w:val="00C37E07"/>
     <w:rsid w:val="00C47F2C"/>
     <w:rsid w:val="00C6164C"/>
-    <w:rsid w:val="00C92739"/>
+    <w:rsid w:val="00C8214C"/>
     <w:rsid w:val="00C94A69"/>
     <w:rsid w:val="00C955A0"/>
     <w:rsid w:val="00CE6811"/>
     <w:rsid w:val="00D34B2E"/>
     <w:rsid w:val="00D60850"/>
+    <w:rsid w:val="00D62D75"/>
+    <w:rsid w:val="00DD527D"/>
     <w:rsid w:val="00DF6186"/>
     <w:rsid w:val="00DF622B"/>
     <w:rsid w:val="00E225EB"/>
@@ -11739,7 +12796,9 @@
     <w:rsid w:val="00F051B3"/>
     <w:rsid w:val="00F30047"/>
     <w:rsid w:val="00F50EFF"/>
+    <w:rsid w:val="00F574DC"/>
     <w:rsid w:val="00F76E4A"/>
+    <w:rsid w:val="00FA26D6"/>
     <w:rsid w:val="00FC1F4A"/>
     <w:rsid w:val="00FE2909"/>
   </w:rsids>
@@ -11756,7 +12815,7 @@
     <m:intLim m:val="subSup"/>
     <m:naryLim m:val="undOvr"/>
   </m:mathPr>
-  <w:themeFontLang w:val="en-GB"/>
+  <w:themeFontLang w:val="en-GB" w:eastAsia="ja-JP" w:bidi="ar-SA"/>
   <w:clrSchemeMapping w:bg1="light1" w:t1="dark1" w:bg2="light2" w:t2="dark2" w:accent1="accent1" w:accent2="accent2" w:accent3="accent3" w:accent4="accent4" w:accent5="accent5" w:accent6="accent6" w:hyperlink="hyperlink" w:followedHyperlink="followedHyperlink"/>
   <w:decimalSymbol w:val="."/>
   <w:listSeparator w:val=","/>
@@ -12193,7 +13252,7 @@
     <w:name w:val="Placeholder Text"/>
     <w:uiPriority w:val="99"/>
     <w:semiHidden/>
-    <w:rsid w:val="00526545"/>
+    <w:rsid w:val="00BD2439"/>
     <w:rPr>
       <w:color w:val="808080"/>
     </w:rPr>
@@ -12201,20 +13260,6 @@
   <w:style w:type="paragraph" w:customStyle="1" w:styleId="0A63D968B099481D9B6F0747067BEC2E">
     <w:name w:val="0A63D968B099481D9B6F0747067BEC2E"/>
     <w:rsid w:val="00483F8B"/>
-    <w:pPr>
-      <w:spacing w:after="160" w:line="259" w:lineRule="auto"/>
-    </w:pPr>
-  </w:style>
-  <w:style w:type="paragraph" w:customStyle="1" w:styleId="0B64F224E8A34FD3AD5197A6643282B1">
-    <w:name w:val="0B64F224E8A34FD3AD5197A6643282B1"/>
-    <w:rsid w:val="00F76E4A"/>
-    <w:pPr>
-      <w:spacing w:after="160" w:line="259" w:lineRule="auto"/>
-    </w:pPr>
-  </w:style>
-  <w:style w:type="paragraph" w:customStyle="1" w:styleId="47F7C434891048C5A6D6D0C0045A21B9">
-    <w:name w:val="47F7C434891048C5A6D6D0C0045A21B9"/>
-    <w:rsid w:val="00F76E4A"/>
     <w:pPr>
       <w:spacing w:after="160" w:line="259" w:lineRule="auto"/>
     </w:pPr>
@@ -12233,9 +13278,9 @@
       <w:spacing w:after="160" w:line="259" w:lineRule="auto"/>
     </w:pPr>
   </w:style>
-  <w:style w:type="paragraph" w:customStyle="1" w:styleId="D01EB1F665D743389B0C006C16FCC715">
-    <w:name w:val="D01EB1F665D743389B0C006C16FCC715"/>
-    <w:rsid w:val="00842ABE"/>
+  <w:style w:type="paragraph" w:customStyle="1" w:styleId="2D484C1389EF4C98A4A2EBA6352A6DEB">
+    <w:name w:val="2D484C1389EF4C98A4A2EBA6352A6DEB"/>
+    <w:rsid w:val="00B52256"/>
     <w:pPr>
       <w:spacing w:after="160" w:line="278" w:lineRule="auto"/>
     </w:pPr>
@@ -12246,9 +13291,9 @@
       <w14:ligatures w14:val="standardContextual"/>
     </w:rPr>
   </w:style>
-  <w:style w:type="paragraph" w:customStyle="1" w:styleId="4E62800D0C084E9C9DFEC35FBE53C955">
-    <w:name w:val="4E62800D0C084E9C9DFEC35FBE53C955"/>
-    <w:rsid w:val="000816F4"/>
+  <w:style w:type="paragraph" w:customStyle="1" w:styleId="7A38E0F34EBF4FA1A1B46A31ECDBADF5">
+    <w:name w:val="7A38E0F34EBF4FA1A1B46A31ECDBADF5"/>
+    <w:rsid w:val="00B52256"/>
     <w:pPr>
       <w:spacing w:after="160" w:line="278" w:lineRule="auto"/>
     </w:pPr>
@@ -12259,9 +13304,9 @@
       <w14:ligatures w14:val="standardContextual"/>
     </w:rPr>
   </w:style>
-  <w:style w:type="paragraph" w:customStyle="1" w:styleId="0EC6F2BD845A4D48B8CC074AF7061A96">
-    <w:name w:val="0EC6F2BD845A4D48B8CC074AF7061A96"/>
-    <w:rsid w:val="00842ABE"/>
+  <w:style w:type="paragraph" w:customStyle="1" w:styleId="C72E7E26B4A24136BFCEE64554BB4537">
+    <w:name w:val="C72E7E26B4A24136BFCEE64554BB4537"/>
+    <w:rsid w:val="00B52256"/>
     <w:pPr>
       <w:spacing w:after="160" w:line="278" w:lineRule="auto"/>
     </w:pPr>
@@ -12272,9 +13317,9 @@
       <w14:ligatures w14:val="standardContextual"/>
     </w:rPr>
   </w:style>
-  <w:style w:type="paragraph" w:customStyle="1" w:styleId="1C406C67D1144EBC89F5B984677AE766">
-    <w:name w:val="1C406C67D1144EBC89F5B984677AE766"/>
-    <w:rsid w:val="00526545"/>
+  <w:style w:type="paragraph" w:customStyle="1" w:styleId="8B24F846AD9540819143176841ABF81F">
+    <w:name w:val="8B24F846AD9540819143176841ABF81F"/>
+    <w:rsid w:val="00B52256"/>
     <w:pPr>
       <w:spacing w:after="160" w:line="278" w:lineRule="auto"/>
     </w:pPr>
@@ -12285,9 +13330,9 @@
       <w14:ligatures w14:val="standardContextual"/>
     </w:rPr>
   </w:style>
-  <w:style w:type="paragraph" w:customStyle="1" w:styleId="D3C4FC5CDF2D46779354F0CD852E9574">
-    <w:name w:val="D3C4FC5CDF2D46779354F0CD852E9574"/>
-    <w:rsid w:val="00526545"/>
+  <w:style w:type="paragraph" w:customStyle="1" w:styleId="95845A28C64F45508813CD119CF7C8FC">
+    <w:name w:val="95845A28C64F45508813CD119CF7C8FC"/>
+    <w:rsid w:val="00B52256"/>
     <w:pPr>
       <w:spacing w:after="160" w:line="278" w:lineRule="auto"/>
     </w:pPr>
@@ -12298,9 +13343,9 @@
       <w14:ligatures w14:val="standardContextual"/>
     </w:rPr>
   </w:style>
-  <w:style w:type="paragraph" w:customStyle="1" w:styleId="DEC6AC1401EA4FC7BC4640A2B06B4801">
-    <w:name w:val="DEC6AC1401EA4FC7BC4640A2B06B4801"/>
-    <w:rsid w:val="00526545"/>
+  <w:style w:type="paragraph" w:customStyle="1" w:styleId="666E67B7D4FE4ADFBDA986EEE7C713DF">
+    <w:name w:val="666E67B7D4FE4ADFBDA986EEE7C713DF"/>
+    <w:rsid w:val="00B52256"/>
     <w:pPr>
       <w:spacing w:after="160" w:line="278" w:lineRule="auto"/>
     </w:pPr>
@@ -12311,9 +13356,9 @@
       <w14:ligatures w14:val="standardContextual"/>
     </w:rPr>
   </w:style>
-  <w:style w:type="paragraph" w:customStyle="1" w:styleId="8B071CD169514847A5802424E456D6C9">
-    <w:name w:val="8B071CD169514847A5802424E456D6C9"/>
-    <w:rsid w:val="00526545"/>
+  <w:style w:type="paragraph" w:customStyle="1" w:styleId="27B854BF635A47148FF6D1CC958F94D6">
+    <w:name w:val="27B854BF635A47148FF6D1CC958F94D6"/>
+    <w:rsid w:val="00B52256"/>
     <w:pPr>
       <w:spacing w:after="160" w:line="278" w:lineRule="auto"/>
     </w:pPr>
@@ -12324,9 +13369,9 @@
       <w14:ligatures w14:val="standardContextual"/>
     </w:rPr>
   </w:style>
-  <w:style w:type="paragraph" w:customStyle="1" w:styleId="CC237C8E7A1943AC8436845D3F7317C6">
-    <w:name w:val="CC237C8E7A1943AC8436845D3F7317C6"/>
-    <w:rsid w:val="00526545"/>
+  <w:style w:type="paragraph" w:customStyle="1" w:styleId="4BE81AD8AA8642B493B748C05450074D">
+    <w:name w:val="4BE81AD8AA8642B493B748C05450074D"/>
+    <w:rsid w:val="00BD2439"/>
     <w:pPr>
       <w:spacing w:after="160" w:line="278" w:lineRule="auto"/>
     </w:pPr>
@@ -12337,9 +13382,9 @@
       <w14:ligatures w14:val="standardContextual"/>
     </w:rPr>
   </w:style>
-  <w:style w:type="paragraph" w:customStyle="1" w:styleId="DB0C7A03A9F14884AEC81555FA35FBD7">
-    <w:name w:val="DB0C7A03A9F14884AEC81555FA35FBD7"/>
-    <w:rsid w:val="00526545"/>
+  <w:style w:type="paragraph" w:customStyle="1" w:styleId="9F7B6BFB4D794FF1BFD2ECDB05D3F248">
+    <w:name w:val="9F7B6BFB4D794FF1BFD2ECDB05D3F248"/>
+    <w:rsid w:val="00BD2439"/>
     <w:pPr>
       <w:spacing w:after="160" w:line="278" w:lineRule="auto"/>
     </w:pPr>
@@ -12350,9 +13395,48 @@
       <w14:ligatures w14:val="standardContextual"/>
     </w:rPr>
   </w:style>
-  <w:style w:type="paragraph" w:customStyle="1" w:styleId="258645BAFDAC4076BF48D25EC7883423">
-    <w:name w:val="258645BAFDAC4076BF48D25EC7883423"/>
-    <w:rsid w:val="00526545"/>
+  <w:style w:type="paragraph" w:customStyle="1" w:styleId="4EEF52D1508048E9A693F90A1A0217FC">
+    <w:name w:val="4EEF52D1508048E9A693F90A1A0217FC"/>
+    <w:rsid w:val="00BD2439"/>
+    <w:pPr>
+      <w:spacing w:after="160" w:line="278" w:lineRule="auto"/>
+    </w:pPr>
+    <w:rPr>
+      <w:kern w:val="2"/>
+      <w:sz w:val="24"/>
+      <w:szCs w:val="24"/>
+      <w14:ligatures w14:val="standardContextual"/>
+    </w:rPr>
+  </w:style>
+  <w:style w:type="paragraph" w:customStyle="1" w:styleId="1B89AA09553A4A83963FE469C11EAF87">
+    <w:name w:val="1B89AA09553A4A83963FE469C11EAF87"/>
+    <w:rsid w:val="00BD2439"/>
+    <w:pPr>
+      <w:spacing w:after="160" w:line="278" w:lineRule="auto"/>
+    </w:pPr>
+    <w:rPr>
+      <w:kern w:val="2"/>
+      <w:sz w:val="24"/>
+      <w:szCs w:val="24"/>
+      <w14:ligatures w14:val="standardContextual"/>
+    </w:rPr>
+  </w:style>
+  <w:style w:type="paragraph" w:customStyle="1" w:styleId="93F948E8EB2548AAA5423F7F77F780B6">
+    <w:name w:val="93F948E8EB2548AAA5423F7F77F780B6"/>
+    <w:rsid w:val="00BD2439"/>
+    <w:pPr>
+      <w:spacing w:after="160" w:line="278" w:lineRule="auto"/>
+    </w:pPr>
+    <w:rPr>
+      <w:kern w:val="2"/>
+      <w:sz w:val="24"/>
+      <w:szCs w:val="24"/>
+      <w14:ligatures w14:val="standardContextual"/>
+    </w:rPr>
+  </w:style>
+  <w:style w:type="paragraph" w:customStyle="1" w:styleId="D962F9DEB5F944D5AE6F61B8FF73272B">
+    <w:name w:val="D962F9DEB5F944D5AE6F61B8FF73272B"/>
+    <w:rsid w:val="00BD2439"/>
     <w:pPr>
       <w:spacing w:after="160" w:line="278" w:lineRule="auto"/>
     </w:pPr>
@@ -12659,6 +13743,253 @@
 </file>
 
 <file path=customXml/item1.xml><?xml version="1.0" encoding="utf-8"?>
+<ct:contentTypeSchema xmlns:ct="http://schemas.microsoft.com/office/2006/metadata/contentType" xmlns:ma="http://schemas.microsoft.com/office/2006/metadata/properties/metaAttributes" ct:_="" ma:_="" ma:contentTypeName="Document" ma:contentTypeID="0x0101007DD820F60E2FCD458F8DC86FE076362D" ma:contentTypeVersion="16" ma:contentTypeDescription="Create a new document." ma:contentTypeScope="" ma:versionID="159812b319b0065791be414ddeccf8f0">
+  <xsd:schema xmlns:xsd="http://www.w3.org/2001/XMLSchema" xmlns:xs="http://www.w3.org/2001/XMLSchema" xmlns:p="http://schemas.microsoft.com/office/2006/metadata/properties" xmlns:ns2="8deacf66-9d65-4515-8325-161d32a0967f" xmlns:ns3="2cc11d27-3a66-45f8-9aa6-30701c4dd905" targetNamespace="http://schemas.microsoft.com/office/2006/metadata/properties" ma:root="true" ma:fieldsID="030af1237717db1c2cc03e09f5aab3eb" ns2:_="" ns3:_="">
+    <xsd:import namespace="8deacf66-9d65-4515-8325-161d32a0967f"/>
+    <xsd:import namespace="2cc11d27-3a66-45f8-9aa6-30701c4dd905"/>
+    <xsd:element name="properties">
+      <xsd:complexType>
+        <xsd:sequence>
+          <xsd:element name="documentManagement">
+            <xsd:complexType>
+              <xsd:all>
+                <xsd:element ref="ns2:MediaServiceMetadata" minOccurs="0"/>
+                <xsd:element ref="ns2:MediaServiceFastMetadata" minOccurs="0"/>
+                <xsd:element ref="ns2:MediaServiceAutoKeyPoints" minOccurs="0"/>
+                <xsd:element ref="ns2:MediaServiceKeyPoints" minOccurs="0"/>
+                <xsd:element ref="ns3:SharedWithUsers" minOccurs="0"/>
+                <xsd:element ref="ns3:SharedWithDetails" minOccurs="0"/>
+                <xsd:element ref="ns2:MediaServiceDateTaken" minOccurs="0"/>
+                <xsd:element ref="ns2:MediaServiceObjectDetectorVersions" minOccurs="0"/>
+                <xsd:element ref="ns2:MediaLengthInSeconds" minOccurs="0"/>
+                <xsd:element ref="ns2:MediaServiceSearchProperties" minOccurs="0"/>
+                <xsd:element ref="ns2:MediaServiceGenerationTime" minOccurs="0"/>
+                <xsd:element ref="ns2:MediaServiceEventHashCode" minOccurs="0"/>
+                <xsd:element ref="ns2:lcf76f155ced4ddcb4097134ff3c332f" minOccurs="0"/>
+                <xsd:element ref="ns3:TaxCatchAll" minOccurs="0"/>
+                <xsd:element ref="ns2:MediaServiceOCR" minOccurs="0"/>
+              </xsd:all>
+            </xsd:complexType>
+          </xsd:element>
+        </xsd:sequence>
+      </xsd:complexType>
+    </xsd:element>
+  </xsd:schema>
+  <xsd:schema xmlns:xsd="http://www.w3.org/2001/XMLSchema" xmlns:xs="http://www.w3.org/2001/XMLSchema" xmlns:dms="http://schemas.microsoft.com/office/2006/documentManagement/types" xmlns:pc="http://schemas.microsoft.com/office/infopath/2007/PartnerControls" targetNamespace="8deacf66-9d65-4515-8325-161d32a0967f" elementFormDefault="qualified">
+    <xsd:import namespace="http://schemas.microsoft.com/office/2006/documentManagement/types"/>
+    <xsd:import namespace="http://schemas.microsoft.com/office/infopath/2007/PartnerControls"/>
+    <xsd:element name="MediaServiceMetadata" ma:index="8" nillable="true" ma:displayName="MediaServiceMetadata" ma:hidden="true" ma:internalName="MediaServiceMetadata" ma:readOnly="true">
+      <xsd:simpleType>
+        <xsd:restriction base="dms:Note"/>
+      </xsd:simpleType>
+    </xsd:element>
+    <xsd:element name="MediaServiceFastMetadata" ma:index="9" nillable="true" ma:displayName="MediaServiceFastMetadata" ma:hidden="true" ma:internalName="MediaServiceFastMetadata" ma:readOnly="true">
+      <xsd:simpleType>
+        <xsd:restriction base="dms:Note"/>
+      </xsd:simpleType>
+    </xsd:element>
+    <xsd:element name="MediaServiceAutoKeyPoints" ma:index="10" nillable="true" ma:displayName="MediaServiceAutoKeyPoints" ma:hidden="true" ma:internalName="MediaServiceAutoKeyPoints" ma:readOnly="true">
+      <xsd:simpleType>
+        <xsd:restriction base="dms:Note"/>
+      </xsd:simpleType>
+    </xsd:element>
+    <xsd:element name="MediaServiceKeyPoints" ma:index="11" nillable="true" ma:displayName="KeyPoints" ma:internalName="MediaServiceKeyPoints" ma:readOnly="true">
+      <xsd:simpleType>
+        <xsd:restriction base="dms:Note">
+          <xsd:maxLength value="255"/>
+        </xsd:restriction>
+      </xsd:simpleType>
+    </xsd:element>
+    <xsd:element name="MediaServiceDateTaken" ma:index="14" nillable="true" ma:displayName="MediaServiceDateTaken" ma:hidden="true" ma:indexed="true" ma:internalName="MediaServiceDateTaken" ma:readOnly="true">
+      <xsd:simpleType>
+        <xsd:restriction base="dms:Text"/>
+      </xsd:simpleType>
+    </xsd:element>
+    <xsd:element name="MediaServiceObjectDetectorVersions" ma:index="15" nillable="true" ma:displayName="MediaServiceObjectDetectorVersions" ma:hidden="true" ma:indexed="true" ma:internalName="MediaServiceObjectDetectorVersions" ma:readOnly="true">
+      <xsd:simpleType>
+        <xsd:restriction base="dms:Text"/>
+      </xsd:simpleType>
+    </xsd:element>
+    <xsd:element name="MediaLengthInSeconds" ma:index="16" nillable="true" ma:displayName="MediaLengthInSeconds" ma:hidden="true" ma:internalName="MediaLengthInSeconds" ma:readOnly="true">
+      <xsd:simpleType>
+        <xsd:restriction base="dms:Unknown"/>
+      </xsd:simpleType>
+    </xsd:element>
+    <xsd:element name="MediaServiceSearchProperties" ma:index="17" nillable="true" ma:displayName="MediaServiceSearchProperties" ma:hidden="true" ma:internalName="MediaServiceSearchProperties" ma:readOnly="true">
+      <xsd:simpleType>
+        <xsd:restriction base="dms:Note"/>
+      </xsd:simpleType>
+    </xsd:element>
+    <xsd:element name="MediaServiceGenerationTime" ma:index="18" nillable="true" ma:displayName="MediaServiceGenerationTime" ma:hidden="true" ma:internalName="MediaServiceGenerationTime" ma:readOnly="true">
+      <xsd:simpleType>
+        <xsd:restriction base="dms:Text"/>
+      </xsd:simpleType>
+    </xsd:element>
+    <xsd:element name="MediaServiceEventHashCode" ma:index="19" nillable="true" ma:displayName="MediaServiceEventHashCode" ma:hidden="true" ma:internalName="MediaServiceEventHashCode" ma:readOnly="true">
+      <xsd:simpleType>
+        <xsd:restriction base="dms:Text"/>
+      </xsd:simpleType>
+    </xsd:element>
+    <xsd:element name="lcf76f155ced4ddcb4097134ff3c332f" ma:index="21" nillable="true" ma:taxonomy="true" ma:internalName="lcf76f155ced4ddcb4097134ff3c332f" ma:taxonomyFieldName="MediaServiceImageTags" ma:displayName="Image Tags" ma:readOnly="false" ma:fieldId="{5cf76f15-5ced-4ddc-b409-7134ff3c332f}" ma:taxonomyMulti="true" ma:sspId="ac7af76c-f141-45ca-ae1a-4959eb0cbd43" ma:termSetId="09814cd3-568e-fe90-9814-8d621ff8fb84" ma:anchorId="fba54fb3-c3e1-fe81-a776-ca4b69148c4d" ma:open="true" ma:isKeyword="false">
+      <xsd:complexType>
+        <xsd:sequence>
+          <xsd:element ref="pc:Terms" minOccurs="0" maxOccurs="1"/>
+        </xsd:sequence>
+      </xsd:complexType>
+    </xsd:element>
+    <xsd:element name="MediaServiceOCR" ma:index="23" nillable="true" ma:displayName="Extracted Text" ma:internalName="MediaServiceOCR" ma:readOnly="true">
+      <xsd:simpleType>
+        <xsd:restriction base="dms:Note">
+          <xsd:maxLength value="255"/>
+        </xsd:restriction>
+      </xsd:simpleType>
+    </xsd:element>
+  </xsd:schema>
+  <xsd:schema xmlns:xsd="http://www.w3.org/2001/XMLSchema" xmlns:xs="http://www.w3.org/2001/XMLSchema" xmlns:dms="http://schemas.microsoft.com/office/2006/documentManagement/types" xmlns:pc="http://schemas.microsoft.com/office/infopath/2007/PartnerControls" targetNamespace="2cc11d27-3a66-45f8-9aa6-30701c4dd905" elementFormDefault="qualified">
+    <xsd:import namespace="http://schemas.microsoft.com/office/2006/documentManagement/types"/>
+    <xsd:import namespace="http://schemas.microsoft.com/office/infopath/2007/PartnerControls"/>
+    <xsd:element name="SharedWithUsers" ma:index="12" nillable="true" ma:displayName="Shared With" ma:internalName="SharedWithUsers" ma:readOnly="true">
+      <xsd:complexType>
+        <xsd:complexContent>
+          <xsd:extension base="dms:UserMulti">
+            <xsd:sequence>
+              <xsd:element name="UserInfo" minOccurs="0" maxOccurs="unbounded">
+                <xsd:complexType>
+                  <xsd:sequence>
+                    <xsd:element name="DisplayName" type="xsd:string" minOccurs="0"/>
+                    <xsd:element name="AccountId" type="dms:UserId" minOccurs="0" nillable="true"/>
+                    <xsd:element name="AccountType" type="xsd:string" minOccurs="0"/>
+                  </xsd:sequence>
+                </xsd:complexType>
+              </xsd:element>
+            </xsd:sequence>
+          </xsd:extension>
+        </xsd:complexContent>
+      </xsd:complexType>
+    </xsd:element>
+    <xsd:element name="SharedWithDetails" ma:index="13" nillable="true" ma:displayName="Shared With Details" ma:internalName="SharedWithDetails" ma:readOnly="true">
+      <xsd:simpleType>
+        <xsd:restriction base="dms:Note">
+          <xsd:maxLength value="255"/>
+        </xsd:restriction>
+      </xsd:simpleType>
+    </xsd:element>
+    <xsd:element name="TaxCatchAll" ma:index="22" nillable="true" ma:displayName="Taxonomy Catch All Column" ma:hidden="true" ma:list="{f12ae9fa-c354-4a99-9506-96a1bdbb39e4}" ma:internalName="TaxCatchAll" ma:showField="CatchAllData" ma:web="2cc11d27-3a66-45f8-9aa6-30701c4dd905">
+      <xsd:complexType>
+        <xsd:complexContent>
+          <xsd:extension base="dms:MultiChoiceLookup">
+            <xsd:sequence>
+              <xsd:element name="Value" type="dms:Lookup" maxOccurs="unbounded" minOccurs="0" nillable="true"/>
+            </xsd:sequence>
+          </xsd:extension>
+        </xsd:complexContent>
+      </xsd:complexType>
+    </xsd:element>
+  </xsd:schema>
+  <xsd:schema xmlns="http://schemas.openxmlformats.org/package/2006/metadata/core-properties" xmlns:xsd="http://www.w3.org/2001/XMLSchema" xmlns:xsi="http://www.w3.org/2001/XMLSchema-instance" xmlns:dc="http://purl.org/dc/elements/1.1/" xmlns:dcterms="http://purl.org/dc/terms/" xmlns:odoc="http://schemas.microsoft.com/internal/obd" targetNamespace="http://schemas.openxmlformats.org/package/2006/metadata/core-properties" elementFormDefault="qualified" attributeFormDefault="unqualified" blockDefault="#all">
+    <xsd:import namespace="http://purl.org/dc/elements/1.1/" schemaLocation="http://dublincore.org/schemas/xmls/qdc/2003/04/02/dc.xsd"/>
+    <xsd:import namespace="http://purl.org/dc/terms/" schemaLocation="http://dublincore.org/schemas/xmls/qdc/2003/04/02/dcterms.xsd"/>
+    <xsd:element name="coreProperties" type="CT_coreProperties"/>
+    <xsd:complexType name="CT_coreProperties">
+      <xsd:all>
+        <xsd:element ref="dc:creator" minOccurs="0" maxOccurs="1"/>
+        <xsd:element ref="dcterms:created" minOccurs="0" maxOccurs="1"/>
+        <xsd:element ref="dc:identifier" minOccurs="0" maxOccurs="1"/>
+        <xsd:element name="contentType" minOccurs="0" maxOccurs="1" type="xsd:string" ma:index="0" ma:displayName="Content Type"/>
+        <xsd:element ref="dc:title" minOccurs="0" maxOccurs="1" ma:index="4" ma:displayName="Title"/>
+        <xsd:element ref="dc:subject" minOccurs="0" maxOccurs="1"/>
+        <xsd:element ref="dc:description" minOccurs="0" maxOccurs="1"/>
+        <xsd:element name="keywords" minOccurs="0" maxOccurs="1" type="xsd:string"/>
+        <xsd:element ref="dc:language" minOccurs="0" maxOccurs="1"/>
+        <xsd:element name="category" minOccurs="0" maxOccurs="1" type="xsd:string"/>
+        <xsd:element name="version" minOccurs="0" maxOccurs="1" type="xsd:string"/>
+        <xsd:element name="revision" minOccurs="0" maxOccurs="1" type="xsd:string">
+          <xsd:annotation>
+            <xsd:documentation>
+                        This value indicates the number of saves or revisions. The application is responsible for updating this value after each revision.
+                    </xsd:documentation>
+          </xsd:annotation>
+        </xsd:element>
+        <xsd:element name="lastModifiedBy" minOccurs="0" maxOccurs="1" type="xsd:string"/>
+        <xsd:element ref="dcterms:modified" minOccurs="0" maxOccurs="1"/>
+        <xsd:element name="contentStatus" minOccurs="0" maxOccurs="1" type="xsd:string"/>
+      </xsd:all>
+    </xsd:complexType>
+  </xsd:schema>
+  <xs:schema xmlns:pc="http://schemas.microsoft.com/office/infopath/2007/PartnerControls" xmlns:xs="http://www.w3.org/2001/XMLSchema" targetNamespace="http://schemas.microsoft.com/office/infopath/2007/PartnerControls" elementFormDefault="qualified" attributeFormDefault="unqualified">
+    <xs:element name="Person">
+      <xs:complexType>
+        <xs:sequence>
+          <xs:element ref="pc:DisplayName" minOccurs="0"/>
+          <xs:element ref="pc:AccountId" minOccurs="0"/>
+          <xs:element ref="pc:AccountType" minOccurs="0"/>
+        </xs:sequence>
+      </xs:complexType>
+    </xs:element>
+    <xs:element name="DisplayName" type="xs:string"/>
+    <xs:element name="AccountId" type="xs:string"/>
+    <xs:element name="AccountType" type="xs:string"/>
+    <xs:element name="BDCAssociatedEntity">
+      <xs:complexType>
+        <xs:sequence>
+          <xs:element ref="pc:BDCEntity" minOccurs="0" maxOccurs="unbounded"/>
+        </xs:sequence>
+        <xs:attribute ref="pc:EntityNamespace"/>
+        <xs:attribute ref="pc:EntityName"/>
+        <xs:attribute ref="pc:SystemInstanceName"/>
+        <xs:attribute ref="pc:AssociationName"/>
+      </xs:complexType>
+    </xs:element>
+    <xs:attribute name="EntityNamespace" type="xs:string"/>
+    <xs:attribute name="EntityName" type="xs:string"/>
+    <xs:attribute name="SystemInstanceName" type="xs:string"/>
+    <xs:attribute name="AssociationName" type="xs:string"/>
+    <xs:element name="BDCEntity">
+      <xs:complexType>
+        <xs:sequence>
+          <xs:element ref="pc:EntityDisplayName" minOccurs="0"/>
+          <xs:element ref="pc:EntityInstanceReference" minOccurs="0"/>
+          <xs:element ref="pc:EntityId1" minOccurs="0"/>
+          <xs:element ref="pc:EntityId2" minOccurs="0"/>
+          <xs:element ref="pc:EntityId3" minOccurs="0"/>
+          <xs:element ref="pc:EntityId4" minOccurs="0"/>
+          <xs:element ref="pc:EntityId5" minOccurs="0"/>
+        </xs:sequence>
+      </xs:complexType>
+    </xs:element>
+    <xs:element name="EntityDisplayName" type="xs:string"/>
+    <xs:element name="EntityInstanceReference" type="xs:string"/>
+    <xs:element name="EntityId1" type="xs:string"/>
+    <xs:element name="EntityId2" type="xs:string"/>
+    <xs:element name="EntityId3" type="xs:string"/>
+    <xs:element name="EntityId4" type="xs:string"/>
+    <xs:element name="EntityId5" type="xs:string"/>
+    <xs:element name="Terms">
+      <xs:complexType>
+        <xs:sequence>
+          <xs:element ref="pc:TermInfo" minOccurs="0" maxOccurs="unbounded"/>
+        </xs:sequence>
+      </xs:complexType>
+    </xs:element>
+    <xs:element name="TermInfo">
+      <xs:complexType>
+        <xs:sequence>
+          <xs:element ref="pc:TermName" minOccurs="0"/>
+          <xs:element ref="pc:TermId" minOccurs="0"/>
+        </xs:sequence>
+      </xs:complexType>
+    </xs:element>
+    <xs:element name="TermName" type="xs:string"/>
+    <xs:element name="TermId" type="xs:string"/>
+  </xs:schema>
+</ct:contentTypeSchema>
+</file>
+
+<file path=customXml/item2.xml><?xml version="1.0" encoding="utf-8"?>
+<b:Sources xmlns:b="http://schemas.openxmlformats.org/officeDocument/2006/bibliography" xmlns="http://schemas.openxmlformats.org/officeDocument/2006/bibliography" SelectedStyle="\APASixthEditionOfficeOnline.xsl" StyleName="APA" Version="6"/>
+</file>
+
+<file path=customXml/item3.xml><?xml version="1.0" encoding="utf-8"?>
 <?mso-contentType ?>
 <FormTemplates xmlns="http://schemas.microsoft.com/sharepoint/v3/contenttype/forms">
   <Display>DocumentLibraryForm</Display>
@@ -12667,11 +13998,22 @@
 </FormTemplates>
 </file>
 
-<file path=customXml/item2.xml><?xml version="1.0" encoding="utf-8"?>
-<b:Sources xmlns:b="http://schemas.openxmlformats.org/officeDocument/2006/bibliography" xmlns="http://schemas.openxmlformats.org/officeDocument/2006/bibliography" SelectedStyle="\APASixthEditionOfficeOnline.xsl" StyleName="APA" Version="6"/>
+<file path=customXml/item4.xml><?xml version="1.0" encoding="utf-8"?>
+<LongProperties xmlns="http://schemas.microsoft.com/office/2006/metadata/longProperties"/>
 </file>
 
-<file path=customXml/item3.xml><?xml version="1.0" encoding="utf-8"?>
+<file path=customXml/item5.xml><?xml version="1.0" encoding="utf-8"?>
+<p:properties xmlns:p="http://schemas.microsoft.com/office/2006/metadata/properties" xmlns:xsi="http://www.w3.org/2001/XMLSchema-instance" xmlns:pc="http://schemas.microsoft.com/office/infopath/2007/PartnerControls">
+  <documentManagement>
+    <TaxCatchAll xmlns="2cc11d27-3a66-45f8-9aa6-30701c4dd905" xsi:nil="true"/>
+    <lcf76f155ced4ddcb4097134ff3c332f xmlns="8deacf66-9d65-4515-8325-161d32a0967f">
+      <Terms xmlns="http://schemas.microsoft.com/office/infopath/2007/PartnerControls"/>
+    </lcf76f155ced4ddcb4097134ff3c332f>
+  </documentManagement>
+</p:properties>
+</file>
+
+<file path=customXml/item6.xml><?xml version="1.0" encoding="utf-8"?>
 <ct:contentTypeSchema xmlns:ct="http://schemas.microsoft.com/office/2006/metadata/contentType" xmlns:ma="http://schemas.microsoft.com/office/2006/metadata/properties/metaAttributes" ct:_="" ma:_="" ma:contentTypeName="Document" ma:contentTypeID="0x010100D62B1DC59113CE489EF64B2B23A50EAF" ma:contentTypeVersion="8" ma:contentTypeDescription="Create a new document." ma:contentTypeScope="" ma:versionID="da208876450adb33bceba16455c04488">
   <xsd:schema xmlns:xsd="http://www.w3.org/2001/XMLSchema" xmlns:xs="http://www.w3.org/2001/XMLSchema" xmlns:p="http://schemas.microsoft.com/office/2006/metadata/properties" xmlns:ns2="41374a66-dddf-4e3d-9006-76695b5d92b0" targetNamespace="http://schemas.microsoft.com/office/2006/metadata/properties" ma:root="true" ma:fieldsID="d5deec3a6fcaf65e08e75de0f2925e3e" ns2:_="">
     <xsd:import namespace="41374a66-dddf-4e3d-9006-76695b5d92b0"/>
@@ -12839,20 +14181,21 @@
 </ct:contentTypeSchema>
 </file>
 
-<file path=customXml/item4.xml><?xml version="1.0" encoding="utf-8"?>
-<p:properties xmlns:p="http://schemas.microsoft.com/office/2006/metadata/properties" xmlns:xsi="http://www.w3.org/2001/XMLSchema-instance" xmlns:pc="http://schemas.microsoft.com/office/infopath/2007/PartnerControls">
-  <documentManagement/>
-</p:properties>
-</file>
-
-<file path=customXml/item5.xml><?xml version="1.0" encoding="utf-8"?>
-<LongProperties xmlns="http://schemas.microsoft.com/office/2006/metadata/longProperties"/>
-</file>
-
 <file path=customXml/itemProps1.xml><?xml version="1.0" encoding="utf-8"?>
-<ds:datastoreItem xmlns:ds="http://schemas.openxmlformats.org/officeDocument/2006/customXml" ds:itemID="{47BA73EB-A021-4D63-A5E1-8F628B1B4FD2}">
+<ds:datastoreItem xmlns:ds="http://schemas.openxmlformats.org/officeDocument/2006/customXml" ds:itemID="{AC9D3FD6-0E86-4A4E-BDEA-32445B1A4142}">
   <ds:schemaRefs>
-    <ds:schemaRef ds:uri="http://schemas.microsoft.com/sharepoint/v3/contenttype/forms"/>
+    <ds:schemaRef ds:uri="http://schemas.microsoft.com/office/2006/metadata/contentType"/>
+    <ds:schemaRef ds:uri="http://schemas.microsoft.com/office/2006/metadata/properties/metaAttributes"/>
+    <ds:schemaRef ds:uri="http://www.w3.org/2001/XMLSchema"/>
+    <ds:schemaRef ds:uri="http://schemas.microsoft.com/office/2006/metadata/properties"/>
+    <ds:schemaRef ds:uri="8deacf66-9d65-4515-8325-161d32a0967f"/>
+    <ds:schemaRef ds:uri="2cc11d27-3a66-45f8-9aa6-30701c4dd905"/>
+    <ds:schemaRef ds:uri="http://schemas.microsoft.com/office/2006/documentManagement/types"/>
+    <ds:schemaRef ds:uri="http://schemas.microsoft.com/office/infopath/2007/PartnerControls"/>
+    <ds:schemaRef ds:uri="http://schemas.openxmlformats.org/package/2006/metadata/core-properties"/>
+    <ds:schemaRef ds:uri="http://purl.org/dc/elements/1.1/"/>
+    <ds:schemaRef ds:uri="http://purl.org/dc/terms/"/>
+    <ds:schemaRef ds:uri="http://schemas.microsoft.com/internal/obd"/>
   </ds:schemaRefs>
 </ds:datastoreItem>
 </file>
@@ -12866,6 +14209,33 @@
 </file>
 
 <file path=customXml/itemProps3.xml><?xml version="1.0" encoding="utf-8"?>
+<ds:datastoreItem xmlns:ds="http://schemas.openxmlformats.org/officeDocument/2006/customXml" ds:itemID="{47BA73EB-A021-4D63-A5E1-8F628B1B4FD2}">
+  <ds:schemaRefs>
+    <ds:schemaRef ds:uri="http://schemas.microsoft.com/sharepoint/v3/contenttype/forms"/>
+  </ds:schemaRefs>
+</ds:datastoreItem>
+</file>
+
+<file path=customXml/itemProps4.xml><?xml version="1.0" encoding="utf-8"?>
+<ds:datastoreItem xmlns:ds="http://schemas.openxmlformats.org/officeDocument/2006/customXml" ds:itemID="{EA607C26-B1F8-4706-A019-2342C02C00E0}">
+  <ds:schemaRefs>
+    <ds:schemaRef ds:uri="http://schemas.microsoft.com/office/2006/metadata/longProperties"/>
+  </ds:schemaRefs>
+</ds:datastoreItem>
+</file>
+
+<file path=customXml/itemProps5.xml><?xml version="1.0" encoding="utf-8"?>
+<ds:datastoreItem xmlns:ds="http://schemas.openxmlformats.org/officeDocument/2006/customXml" ds:itemID="{68FFB134-3F4E-40A4-8F0A-E5CB4AB94D1F}">
+  <ds:schemaRefs>
+    <ds:schemaRef ds:uri="http://schemas.microsoft.com/office/2006/metadata/properties"/>
+    <ds:schemaRef ds:uri="http://schemas.microsoft.com/office/infopath/2007/PartnerControls"/>
+    <ds:schemaRef ds:uri="2cc11d27-3a66-45f8-9aa6-30701c4dd905"/>
+    <ds:schemaRef ds:uri="8deacf66-9d65-4515-8325-161d32a0967f"/>
+  </ds:schemaRefs>
+</ds:datastoreItem>
+</file>
+
+<file path=customXml/itemProps6.xml><?xml version="1.0" encoding="utf-8"?>
 <ds:datastoreItem xmlns:ds="http://schemas.openxmlformats.org/officeDocument/2006/customXml" ds:itemID="{0BFE2394-353A-4E35-BBA9-EEBF3269276E}">
   <ds:schemaRefs>
     <ds:schemaRef ds:uri="http://schemas.microsoft.com/office/2006/metadata/contentType"/>
@@ -12881,21 +14251,4 @@
     <ds:schemaRef ds:uri="http://schemas.microsoft.com/internal/obd"/>
   </ds:schemaRefs>
 </ds:datastoreItem>
-</file>
-
-<file path=customXml/itemProps4.xml><?xml version="1.0" encoding="utf-8"?>
-<ds:datastoreItem xmlns:ds="http://schemas.openxmlformats.org/officeDocument/2006/customXml" ds:itemID="{68FFB134-3F4E-40A4-8F0A-E5CB4AB94D1F}">
-  <ds:schemaRefs>
-    <ds:schemaRef ds:uri="http://schemas.microsoft.com/office/2006/metadata/properties"/>
-    <ds:schemaRef ds:uri="http://schemas.microsoft.com/office/infopath/2007/PartnerControls"/>
-  </ds:schemaRefs>
-</ds:datastoreItem>
-</file>
-
-<file path=customXml/itemProps5.xml><?xml version="1.0" encoding="utf-8"?>
-<ds:datastoreItem xmlns:ds="http://schemas.openxmlformats.org/officeDocument/2006/customXml" ds:itemID="{EA607C26-B1F8-4706-A019-2342C02C00E0}">
-  <ds:schemaRefs>
-    <ds:schemaRef ds:uri="http://schemas.microsoft.com/office/2006/metadata/longProperties"/>
-  </ds:schemaRefs>
-</ds:datastoreItem>
 </file>